--- a/javascript/learn/Docs/11 - Function.docx
+++ b/javascript/learn/Docs/11 - Function.docx
@@ -20,7 +20,7 @@
       </w:r>
       <w:r>
         <w:rPr>
-          <w:rStyle w:val="6"/>
+          <w:rStyle w:val="7"/>
           <w:rFonts w:ascii="SimSun" w:hAnsi="SimSun" w:eastAsia="SimSun" w:cs="SimSun"/>
           <w:sz w:val="24"/>
           <w:szCs w:val="24"/>
@@ -48,7 +48,7 @@
     <w:p>
       <w:pPr>
         <w:rPr>
-          <w:rStyle w:val="6"/>
+          <w:rStyle w:val="7"/>
           <w:rFonts w:ascii="SimSun" w:hAnsi="SimSun" w:eastAsia="SimSun" w:cs="SimSun"/>
           <w:sz w:val="24"/>
           <w:szCs w:val="24"/>
@@ -56,7 +56,7 @@
       </w:pPr>
       <w:r>
         <w:rPr>
-          <w:rStyle w:val="6"/>
+          <w:rStyle w:val="7"/>
           <w:rFonts w:ascii="SimSun" w:hAnsi="SimSun" w:eastAsia="SimSun" w:cs="SimSun"/>
           <w:sz w:val="24"/>
           <w:szCs w:val="24"/>
@@ -372,7 +372,7 @@
     <w:p>
       <w:pPr>
         <w:rPr>
-          <w:rStyle w:val="6"/>
+          <w:rStyle w:val="7"/>
           <w:rFonts w:ascii="SimSun" w:hAnsi="SimSun" w:eastAsia="SimSun" w:cs="SimSun"/>
           <w:sz w:val="24"/>
           <w:szCs w:val="24"/>
@@ -1987,14 +1987,14 @@
         <w:widowControl/>
         <w:suppressLineNumbers w:val="0"/>
         <w:rPr>
-          <w:rStyle w:val="6"/>
+          <w:rStyle w:val="7"/>
           <w:b/>
           <w:bCs/>
         </w:rPr>
       </w:pPr>
       <w:r>
         <w:rPr>
-          <w:rStyle w:val="6"/>
+          <w:rStyle w:val="7"/>
           <w:b/>
           <w:bCs/>
         </w:rPr>
@@ -2405,7 +2405,7 @@
     <w:p>
       <w:r>
         <w:rPr>
-          <w:rStyle w:val="6"/>
+          <w:rStyle w:val="7"/>
         </w:rPr>
         <w:t>Anonymous Functions</w:t>
       </w:r>
@@ -5376,8 +5376,3794 @@
           <w:lang w:val="en-IN"/>
         </w:rPr>
       </w:pPr>
+    </w:p>
+    <w:p>
+      <w:pPr>
+        <w:rPr>
+          <w:rFonts w:hint="default" w:ascii="SimSun" w:hAnsi="SimSun" w:eastAsia="SimSun" w:cs="SimSun"/>
+          <w:sz w:val="24"/>
+          <w:szCs w:val="24"/>
+          <w:lang w:val="en-IN"/>
+        </w:rPr>
+      </w:pPr>
+    </w:p>
+    <w:p>
+      <w:pPr>
+        <w:rPr>
+          <w:rFonts w:hint="default" w:ascii="SimSun" w:hAnsi="SimSun" w:eastAsia="SimSun" w:cs="SimSun"/>
+          <w:sz w:val="24"/>
+          <w:szCs w:val="24"/>
+          <w:lang w:val="en-IN"/>
+        </w:rPr>
+      </w:pPr>
+    </w:p>
+    <w:p>
+      <w:pPr>
+        <w:rPr>
+          <w:rFonts w:hint="default" w:ascii="SimSun" w:hAnsi="SimSun" w:eastAsia="SimSun" w:cs="SimSun"/>
+          <w:sz w:val="24"/>
+          <w:szCs w:val="24"/>
+          <w:lang w:val="en-IN"/>
+        </w:rPr>
+      </w:pPr>
+    </w:p>
+    <w:p>
+      <w:pPr>
+        <w:rPr>
+          <w:rFonts w:hint="default" w:ascii="SimSun" w:hAnsi="SimSun" w:eastAsia="SimSun" w:cs="SimSun"/>
+          <w:sz w:val="24"/>
+          <w:szCs w:val="24"/>
+          <w:lang w:val="en-IN"/>
+        </w:rPr>
+      </w:pPr>
+    </w:p>
+    <w:p>
+      <w:pPr>
+        <w:rPr>
+          <w:rFonts w:hint="default" w:ascii="SimSun" w:hAnsi="SimSun" w:eastAsia="SimSun" w:cs="SimSun"/>
+          <w:sz w:val="24"/>
+          <w:szCs w:val="24"/>
+          <w:lang w:val="en-IN"/>
+        </w:rPr>
+      </w:pPr>
+    </w:p>
+    <w:p>
+      <w:pPr>
+        <w:rPr>
+          <w:rFonts w:hint="default" w:ascii="SimSun" w:hAnsi="SimSun" w:eastAsia="SimSun" w:cs="SimSun"/>
+          <w:sz w:val="24"/>
+          <w:szCs w:val="24"/>
+          <w:lang w:val="en-IN"/>
+        </w:rPr>
+      </w:pPr>
+    </w:p>
+    <w:p>
+      <w:pPr>
+        <w:rPr>
+          <w:rFonts w:hint="default" w:ascii="SimSun" w:hAnsi="SimSun" w:eastAsia="SimSun" w:cs="SimSun"/>
+          <w:sz w:val="24"/>
+          <w:szCs w:val="24"/>
+          <w:lang w:val="en-IN"/>
+        </w:rPr>
+      </w:pPr>
+    </w:p>
+    <w:p>
+      <w:pPr>
+        <w:rPr>
+          <w:rFonts w:hint="default" w:ascii="SimSun" w:hAnsi="SimSun" w:eastAsia="SimSun" w:cs="SimSun"/>
+          <w:sz w:val="24"/>
+          <w:szCs w:val="24"/>
+          <w:lang w:val="en-IN"/>
+        </w:rPr>
+      </w:pPr>
+      <w:r>
+        <w:rPr>
+          <w:rFonts w:hint="default" w:ascii="SimSun" w:hAnsi="SimSun" w:eastAsia="SimSun" w:cs="SimSun"/>
+          <w:b/>
+          <w:bCs/>
+          <w:sz w:val="24"/>
+          <w:szCs w:val="24"/>
+          <w:lang w:val="en-IN"/>
+        </w:rPr>
+        <w:t>Function Hoisting</w:t>
+      </w:r>
+    </w:p>
+    <w:p>
+      <w:pPr>
+        <w:rPr>
+          <w:rFonts w:hint="default" w:ascii="SimSun" w:hAnsi="SimSun" w:eastAsia="SimSun" w:cs="SimSun"/>
+          <w:sz w:val="24"/>
+          <w:szCs w:val="24"/>
+          <w:lang w:val="en-IN"/>
+        </w:rPr>
+      </w:pPr>
+    </w:p>
+    <w:p>
+      <w:pPr>
+        <w:keepNext w:val="0"/>
+        <w:keepLines w:val="0"/>
+        <w:widowControl/>
+        <w:suppressLineNumbers w:val="0"/>
+        <w:shd w:val="clear" w:fill="1E1E1E"/>
+        <w:spacing w:line="285" w:lineRule="atLeast"/>
+        <w:jc w:val="left"/>
+        <w:rPr>
+          <w:rFonts w:ascii="Consolas" w:hAnsi="Consolas" w:eastAsia="Consolas" w:cs="Consolas"/>
+          <w:b w:val="0"/>
+          <w:bCs w:val="0"/>
+          <w:color w:val="D4D4D4"/>
+          <w:sz w:val="21"/>
+          <w:szCs w:val="21"/>
+        </w:rPr>
+      </w:pPr>
+      <w:r>
+        <w:rPr>
+          <w:rFonts w:hint="default" w:ascii="Consolas" w:hAnsi="Consolas" w:eastAsia="Consolas" w:cs="Consolas"/>
+          <w:b w:val="0"/>
+          <w:bCs w:val="0"/>
+          <w:color w:val="DCDCAA"/>
+          <w:kern w:val="0"/>
+          <w:sz w:val="21"/>
+          <w:szCs w:val="21"/>
+          <w:shd w:val="clear" w:fill="1E1E1E"/>
+          <w:lang w:val="en-US" w:eastAsia="zh-CN" w:bidi="ar"/>
+        </w:rPr>
+        <w:t>funcOne</w:t>
+      </w:r>
+      <w:r>
+        <w:rPr>
+          <w:rFonts w:hint="default" w:ascii="Consolas" w:hAnsi="Consolas" w:eastAsia="Consolas" w:cs="Consolas"/>
+          <w:b w:val="0"/>
+          <w:bCs w:val="0"/>
+          <w:color w:val="D4D4D4"/>
+          <w:kern w:val="0"/>
+          <w:sz w:val="21"/>
+          <w:szCs w:val="21"/>
+          <w:shd w:val="clear" w:fill="1E1E1E"/>
+          <w:lang w:val="en-US" w:eastAsia="zh-CN" w:bidi="ar"/>
+        </w:rPr>
+        <w:t xml:space="preserve">() </w:t>
+      </w:r>
+      <w:r>
+        <w:rPr>
+          <w:rFonts w:hint="default" w:ascii="Consolas" w:hAnsi="Consolas" w:eastAsia="Consolas" w:cs="Consolas"/>
+          <w:b w:val="0"/>
+          <w:bCs w:val="0"/>
+          <w:color w:val="6A9955"/>
+          <w:kern w:val="0"/>
+          <w:sz w:val="21"/>
+          <w:szCs w:val="21"/>
+          <w:shd w:val="clear" w:fill="1E1E1E"/>
+          <w:lang w:val="en-US" w:eastAsia="zh-CN" w:bidi="ar"/>
+        </w:rPr>
+        <w:t>// function 01</w:t>
+      </w:r>
+    </w:p>
+    <w:p>
+      <w:pPr>
+        <w:keepNext w:val="0"/>
+        <w:keepLines w:val="0"/>
+        <w:widowControl/>
+        <w:suppressLineNumbers w:val="0"/>
+        <w:shd w:val="clear" w:fill="1E1E1E"/>
+        <w:spacing w:line="285" w:lineRule="atLeast"/>
+        <w:jc w:val="left"/>
+        <w:rPr>
+          <w:rFonts w:hint="default" w:ascii="Consolas" w:hAnsi="Consolas" w:eastAsia="Consolas" w:cs="Consolas"/>
+          <w:b w:val="0"/>
+          <w:bCs w:val="0"/>
+          <w:color w:val="D4D4D4"/>
+          <w:sz w:val="21"/>
+          <w:szCs w:val="21"/>
+        </w:rPr>
+      </w:pPr>
+      <w:r>
+        <w:rPr>
+          <w:rFonts w:hint="default" w:ascii="Consolas" w:hAnsi="Consolas" w:eastAsia="Consolas" w:cs="Consolas"/>
+          <w:b w:val="0"/>
+          <w:bCs w:val="0"/>
+          <w:color w:val="569CD6"/>
+          <w:kern w:val="0"/>
+          <w:sz w:val="21"/>
+          <w:szCs w:val="21"/>
+          <w:shd w:val="clear" w:fill="1E1E1E"/>
+          <w:lang w:val="en-US" w:eastAsia="zh-CN" w:bidi="ar"/>
+        </w:rPr>
+        <w:t>function</w:t>
+      </w:r>
+      <w:r>
+        <w:rPr>
+          <w:rFonts w:hint="default" w:ascii="Consolas" w:hAnsi="Consolas" w:eastAsia="Consolas" w:cs="Consolas"/>
+          <w:b w:val="0"/>
+          <w:bCs w:val="0"/>
+          <w:color w:val="D4D4D4"/>
+          <w:kern w:val="0"/>
+          <w:sz w:val="21"/>
+          <w:szCs w:val="21"/>
+          <w:shd w:val="clear" w:fill="1E1E1E"/>
+          <w:lang w:val="en-US" w:eastAsia="zh-CN" w:bidi="ar"/>
+        </w:rPr>
+        <w:t xml:space="preserve"> </w:t>
+      </w:r>
+      <w:r>
+        <w:rPr>
+          <w:rFonts w:hint="default" w:ascii="Consolas" w:hAnsi="Consolas" w:eastAsia="Consolas" w:cs="Consolas"/>
+          <w:b w:val="0"/>
+          <w:bCs w:val="0"/>
+          <w:color w:val="DCDCAA"/>
+          <w:kern w:val="0"/>
+          <w:sz w:val="21"/>
+          <w:szCs w:val="21"/>
+          <w:shd w:val="clear" w:fill="1E1E1E"/>
+          <w:lang w:val="en-US" w:eastAsia="zh-CN" w:bidi="ar"/>
+        </w:rPr>
+        <w:t>funcOne</w:t>
+      </w:r>
+      <w:r>
+        <w:rPr>
+          <w:rFonts w:hint="default" w:ascii="Consolas" w:hAnsi="Consolas" w:eastAsia="Consolas" w:cs="Consolas"/>
+          <w:b w:val="0"/>
+          <w:bCs w:val="0"/>
+          <w:color w:val="D4D4D4"/>
+          <w:kern w:val="0"/>
+          <w:sz w:val="21"/>
+          <w:szCs w:val="21"/>
+          <w:shd w:val="clear" w:fill="1E1E1E"/>
+          <w:lang w:val="en-US" w:eastAsia="zh-CN" w:bidi="ar"/>
+        </w:rPr>
+        <w:t>(){</w:t>
+      </w:r>
+    </w:p>
+    <w:p>
+      <w:pPr>
+        <w:keepNext w:val="0"/>
+        <w:keepLines w:val="0"/>
+        <w:widowControl/>
+        <w:suppressLineNumbers w:val="0"/>
+        <w:shd w:val="clear" w:fill="1E1E1E"/>
+        <w:spacing w:line="285" w:lineRule="atLeast"/>
+        <w:jc w:val="left"/>
+        <w:rPr>
+          <w:rFonts w:hint="default" w:ascii="Consolas" w:hAnsi="Consolas" w:eastAsia="Consolas" w:cs="Consolas"/>
+          <w:b w:val="0"/>
+          <w:bCs w:val="0"/>
+          <w:color w:val="D4D4D4"/>
+          <w:sz w:val="21"/>
+          <w:szCs w:val="21"/>
+        </w:rPr>
+      </w:pPr>
+      <w:r>
+        <w:rPr>
+          <w:rFonts w:hint="default" w:ascii="Consolas" w:hAnsi="Consolas" w:eastAsia="Consolas" w:cs="Consolas"/>
+          <w:b w:val="0"/>
+          <w:bCs w:val="0"/>
+          <w:color w:val="D4D4D4"/>
+          <w:kern w:val="0"/>
+          <w:sz w:val="21"/>
+          <w:szCs w:val="21"/>
+          <w:shd w:val="clear" w:fill="1E1E1E"/>
+          <w:lang w:val="en-US" w:eastAsia="zh-CN" w:bidi="ar"/>
+        </w:rPr>
+        <w:t xml:space="preserve">  </w:t>
+      </w:r>
+      <w:r>
+        <w:rPr>
+          <w:rFonts w:hint="default" w:ascii="Consolas" w:hAnsi="Consolas" w:eastAsia="Consolas" w:cs="Consolas"/>
+          <w:b w:val="0"/>
+          <w:bCs w:val="0"/>
+          <w:color w:val="9CDCFE"/>
+          <w:kern w:val="0"/>
+          <w:sz w:val="21"/>
+          <w:szCs w:val="21"/>
+          <w:shd w:val="clear" w:fill="1E1E1E"/>
+          <w:lang w:val="en-US" w:eastAsia="zh-CN" w:bidi="ar"/>
+        </w:rPr>
+        <w:t>console</w:t>
+      </w:r>
+      <w:r>
+        <w:rPr>
+          <w:rFonts w:hint="default" w:ascii="Consolas" w:hAnsi="Consolas" w:eastAsia="Consolas" w:cs="Consolas"/>
+          <w:b w:val="0"/>
+          <w:bCs w:val="0"/>
+          <w:color w:val="D4D4D4"/>
+          <w:kern w:val="0"/>
+          <w:sz w:val="21"/>
+          <w:szCs w:val="21"/>
+          <w:shd w:val="clear" w:fill="1E1E1E"/>
+          <w:lang w:val="en-US" w:eastAsia="zh-CN" w:bidi="ar"/>
+        </w:rPr>
+        <w:t>.</w:t>
+      </w:r>
+      <w:r>
+        <w:rPr>
+          <w:rFonts w:hint="default" w:ascii="Consolas" w:hAnsi="Consolas" w:eastAsia="Consolas" w:cs="Consolas"/>
+          <w:b w:val="0"/>
+          <w:bCs w:val="0"/>
+          <w:color w:val="DCDCAA"/>
+          <w:kern w:val="0"/>
+          <w:sz w:val="21"/>
+          <w:szCs w:val="21"/>
+          <w:shd w:val="clear" w:fill="1E1E1E"/>
+          <w:lang w:val="en-US" w:eastAsia="zh-CN" w:bidi="ar"/>
+        </w:rPr>
+        <w:t>log</w:t>
+      </w:r>
+      <w:r>
+        <w:rPr>
+          <w:rFonts w:hint="default" w:ascii="Consolas" w:hAnsi="Consolas" w:eastAsia="Consolas" w:cs="Consolas"/>
+          <w:b w:val="0"/>
+          <w:bCs w:val="0"/>
+          <w:color w:val="D4D4D4"/>
+          <w:kern w:val="0"/>
+          <w:sz w:val="21"/>
+          <w:szCs w:val="21"/>
+          <w:shd w:val="clear" w:fill="1E1E1E"/>
+          <w:lang w:val="en-US" w:eastAsia="zh-CN" w:bidi="ar"/>
+        </w:rPr>
+        <w:t>(</w:t>
+      </w:r>
+      <w:r>
+        <w:rPr>
+          <w:rFonts w:hint="default" w:ascii="Consolas" w:hAnsi="Consolas" w:eastAsia="Consolas" w:cs="Consolas"/>
+          <w:b w:val="0"/>
+          <w:bCs w:val="0"/>
+          <w:color w:val="CE9178"/>
+          <w:kern w:val="0"/>
+          <w:sz w:val="21"/>
+          <w:szCs w:val="21"/>
+          <w:shd w:val="clear" w:fill="1E1E1E"/>
+          <w:lang w:val="en-US" w:eastAsia="zh-CN" w:bidi="ar"/>
+        </w:rPr>
+        <w:t>"function 01"</w:t>
+      </w:r>
+      <w:r>
+        <w:rPr>
+          <w:rFonts w:hint="default" w:ascii="Consolas" w:hAnsi="Consolas" w:eastAsia="Consolas" w:cs="Consolas"/>
+          <w:b w:val="0"/>
+          <w:bCs w:val="0"/>
+          <w:color w:val="D4D4D4"/>
+          <w:kern w:val="0"/>
+          <w:sz w:val="21"/>
+          <w:szCs w:val="21"/>
+          <w:shd w:val="clear" w:fill="1E1E1E"/>
+          <w:lang w:val="en-US" w:eastAsia="zh-CN" w:bidi="ar"/>
+        </w:rPr>
+        <w:t>);</w:t>
+      </w:r>
+    </w:p>
+    <w:p>
+      <w:pPr>
+        <w:keepNext w:val="0"/>
+        <w:keepLines w:val="0"/>
+        <w:widowControl/>
+        <w:suppressLineNumbers w:val="0"/>
+        <w:shd w:val="clear" w:fill="1E1E1E"/>
+        <w:spacing w:line="285" w:lineRule="atLeast"/>
+        <w:jc w:val="left"/>
+        <w:rPr>
+          <w:rFonts w:hint="default" w:ascii="Consolas" w:hAnsi="Consolas" w:eastAsia="Consolas" w:cs="Consolas"/>
+          <w:b w:val="0"/>
+          <w:bCs w:val="0"/>
+          <w:color w:val="D4D4D4"/>
+          <w:sz w:val="21"/>
+          <w:szCs w:val="21"/>
+        </w:rPr>
+      </w:pPr>
+      <w:r>
+        <w:rPr>
+          <w:rFonts w:hint="default" w:ascii="Consolas" w:hAnsi="Consolas" w:eastAsia="Consolas" w:cs="Consolas"/>
+          <w:b w:val="0"/>
+          <w:bCs w:val="0"/>
+          <w:color w:val="D4D4D4"/>
+          <w:kern w:val="0"/>
+          <w:sz w:val="21"/>
+          <w:szCs w:val="21"/>
+          <w:shd w:val="clear" w:fill="1E1E1E"/>
+          <w:lang w:val="en-US" w:eastAsia="zh-CN" w:bidi="ar"/>
+        </w:rPr>
+        <w:t>}</w:t>
+      </w:r>
+    </w:p>
+    <w:p>
+      <w:pPr>
+        <w:keepNext w:val="0"/>
+        <w:keepLines w:val="0"/>
+        <w:widowControl/>
+        <w:suppressLineNumbers w:val="0"/>
+        <w:shd w:val="clear" w:fill="1E1E1E"/>
+        <w:spacing w:line="285" w:lineRule="atLeast"/>
+        <w:jc w:val="left"/>
+        <w:rPr>
+          <w:rFonts w:hint="default" w:ascii="Consolas" w:hAnsi="Consolas" w:eastAsia="Consolas" w:cs="Consolas"/>
+          <w:b w:val="0"/>
+          <w:bCs w:val="0"/>
+          <w:color w:val="D4D4D4"/>
+          <w:sz w:val="21"/>
+          <w:szCs w:val="21"/>
+        </w:rPr>
+      </w:pPr>
+    </w:p>
+    <w:p>
+      <w:pPr>
+        <w:keepNext w:val="0"/>
+        <w:keepLines w:val="0"/>
+        <w:widowControl/>
+        <w:suppressLineNumbers w:val="0"/>
+        <w:shd w:val="clear" w:fill="1E1E1E"/>
+        <w:spacing w:line="285" w:lineRule="atLeast"/>
+        <w:jc w:val="left"/>
+        <w:rPr>
+          <w:rFonts w:hint="default" w:ascii="Consolas" w:hAnsi="Consolas" w:eastAsia="Consolas" w:cs="Consolas"/>
+          <w:b w:val="0"/>
+          <w:bCs w:val="0"/>
+          <w:color w:val="D4D4D4"/>
+          <w:sz w:val="21"/>
+          <w:szCs w:val="21"/>
+        </w:rPr>
+      </w:pPr>
+      <w:r>
+        <w:rPr>
+          <w:rFonts w:hint="default" w:ascii="Consolas" w:hAnsi="Consolas" w:eastAsia="Consolas" w:cs="Consolas"/>
+          <w:b w:val="0"/>
+          <w:bCs w:val="0"/>
+          <w:color w:val="DCDCAA"/>
+          <w:kern w:val="0"/>
+          <w:sz w:val="21"/>
+          <w:szCs w:val="21"/>
+          <w:shd w:val="clear" w:fill="1E1E1E"/>
+          <w:lang w:val="en-US" w:eastAsia="zh-CN" w:bidi="ar"/>
+        </w:rPr>
+        <w:t>funcTwo</w:t>
+      </w:r>
+      <w:r>
+        <w:rPr>
+          <w:rFonts w:hint="default" w:ascii="Consolas" w:hAnsi="Consolas" w:eastAsia="Consolas" w:cs="Consolas"/>
+          <w:b w:val="0"/>
+          <w:bCs w:val="0"/>
+          <w:color w:val="D4D4D4"/>
+          <w:kern w:val="0"/>
+          <w:sz w:val="21"/>
+          <w:szCs w:val="21"/>
+          <w:shd w:val="clear" w:fill="1E1E1E"/>
+          <w:lang w:val="en-US" w:eastAsia="zh-CN" w:bidi="ar"/>
+        </w:rPr>
+        <w:t xml:space="preserve">() </w:t>
+      </w:r>
+      <w:r>
+        <w:rPr>
+          <w:rFonts w:hint="default" w:ascii="Consolas" w:hAnsi="Consolas" w:eastAsia="Consolas" w:cs="Consolas"/>
+          <w:b w:val="0"/>
+          <w:bCs w:val="0"/>
+          <w:color w:val="6A9955"/>
+          <w:kern w:val="0"/>
+          <w:sz w:val="21"/>
+          <w:szCs w:val="21"/>
+          <w:shd w:val="clear" w:fill="1E1E1E"/>
+          <w:lang w:val="en-US" w:eastAsia="zh-CN" w:bidi="ar"/>
+        </w:rPr>
+        <w:t>// ReferenceError: Cannot access 'funcTwo' before initialization</w:t>
+      </w:r>
+    </w:p>
+    <w:p>
+      <w:pPr>
+        <w:keepNext w:val="0"/>
+        <w:keepLines w:val="0"/>
+        <w:widowControl/>
+        <w:suppressLineNumbers w:val="0"/>
+        <w:shd w:val="clear" w:fill="1E1E1E"/>
+        <w:spacing w:line="285" w:lineRule="atLeast"/>
+        <w:jc w:val="left"/>
+        <w:rPr>
+          <w:rFonts w:hint="default" w:ascii="Consolas" w:hAnsi="Consolas" w:eastAsia="Consolas" w:cs="Consolas"/>
+          <w:b w:val="0"/>
+          <w:bCs w:val="0"/>
+          <w:color w:val="D4D4D4"/>
+          <w:sz w:val="21"/>
+          <w:szCs w:val="21"/>
+        </w:rPr>
+      </w:pPr>
+      <w:r>
+        <w:rPr>
+          <w:rFonts w:hint="default" w:ascii="Consolas" w:hAnsi="Consolas" w:eastAsia="Consolas" w:cs="Consolas"/>
+          <w:b w:val="0"/>
+          <w:bCs w:val="0"/>
+          <w:color w:val="569CD6"/>
+          <w:kern w:val="0"/>
+          <w:sz w:val="21"/>
+          <w:szCs w:val="21"/>
+          <w:shd w:val="clear" w:fill="1E1E1E"/>
+          <w:lang w:val="en-US" w:eastAsia="zh-CN" w:bidi="ar"/>
+        </w:rPr>
+        <w:t>const</w:t>
+      </w:r>
+      <w:r>
+        <w:rPr>
+          <w:rFonts w:hint="default" w:ascii="Consolas" w:hAnsi="Consolas" w:eastAsia="Consolas" w:cs="Consolas"/>
+          <w:b w:val="0"/>
+          <w:bCs w:val="0"/>
+          <w:color w:val="D4D4D4"/>
+          <w:kern w:val="0"/>
+          <w:sz w:val="21"/>
+          <w:szCs w:val="21"/>
+          <w:shd w:val="clear" w:fill="1E1E1E"/>
+          <w:lang w:val="en-US" w:eastAsia="zh-CN" w:bidi="ar"/>
+        </w:rPr>
+        <w:t xml:space="preserve"> </w:t>
+      </w:r>
+      <w:r>
+        <w:rPr>
+          <w:rFonts w:hint="default" w:ascii="Consolas" w:hAnsi="Consolas" w:eastAsia="Consolas" w:cs="Consolas"/>
+          <w:b w:val="0"/>
+          <w:bCs w:val="0"/>
+          <w:color w:val="DCDCAA"/>
+          <w:kern w:val="0"/>
+          <w:sz w:val="21"/>
+          <w:szCs w:val="21"/>
+          <w:shd w:val="clear" w:fill="1E1E1E"/>
+          <w:lang w:val="en-US" w:eastAsia="zh-CN" w:bidi="ar"/>
+        </w:rPr>
+        <w:t>funcTwo</w:t>
+      </w:r>
+      <w:r>
+        <w:rPr>
+          <w:rFonts w:hint="default" w:ascii="Consolas" w:hAnsi="Consolas" w:eastAsia="Consolas" w:cs="Consolas"/>
+          <w:b w:val="0"/>
+          <w:bCs w:val="0"/>
+          <w:color w:val="D4D4D4"/>
+          <w:kern w:val="0"/>
+          <w:sz w:val="21"/>
+          <w:szCs w:val="21"/>
+          <w:shd w:val="clear" w:fill="1E1E1E"/>
+          <w:lang w:val="en-US" w:eastAsia="zh-CN" w:bidi="ar"/>
+        </w:rPr>
+        <w:t xml:space="preserve"> = </w:t>
+      </w:r>
+      <w:r>
+        <w:rPr>
+          <w:rFonts w:hint="default" w:ascii="Consolas" w:hAnsi="Consolas" w:eastAsia="Consolas" w:cs="Consolas"/>
+          <w:b w:val="0"/>
+          <w:bCs w:val="0"/>
+          <w:color w:val="569CD6"/>
+          <w:kern w:val="0"/>
+          <w:sz w:val="21"/>
+          <w:szCs w:val="21"/>
+          <w:shd w:val="clear" w:fill="1E1E1E"/>
+          <w:lang w:val="en-US" w:eastAsia="zh-CN" w:bidi="ar"/>
+        </w:rPr>
+        <w:t>function</w:t>
+      </w:r>
+      <w:r>
+        <w:rPr>
+          <w:rFonts w:hint="default" w:ascii="Consolas" w:hAnsi="Consolas" w:eastAsia="Consolas" w:cs="Consolas"/>
+          <w:b w:val="0"/>
+          <w:bCs w:val="0"/>
+          <w:color w:val="D4D4D4"/>
+          <w:kern w:val="0"/>
+          <w:sz w:val="21"/>
+          <w:szCs w:val="21"/>
+          <w:shd w:val="clear" w:fill="1E1E1E"/>
+          <w:lang w:val="en-US" w:eastAsia="zh-CN" w:bidi="ar"/>
+        </w:rPr>
+        <w:t xml:space="preserve"> (){</w:t>
+      </w:r>
+    </w:p>
+    <w:p>
+      <w:pPr>
+        <w:keepNext w:val="0"/>
+        <w:keepLines w:val="0"/>
+        <w:widowControl/>
+        <w:suppressLineNumbers w:val="0"/>
+        <w:shd w:val="clear" w:fill="1E1E1E"/>
+        <w:spacing w:line="285" w:lineRule="atLeast"/>
+        <w:jc w:val="left"/>
+        <w:rPr>
+          <w:rFonts w:hint="default" w:ascii="Consolas" w:hAnsi="Consolas" w:eastAsia="Consolas" w:cs="Consolas"/>
+          <w:b w:val="0"/>
+          <w:bCs w:val="0"/>
+          <w:color w:val="D4D4D4"/>
+          <w:sz w:val="21"/>
+          <w:szCs w:val="21"/>
+        </w:rPr>
+      </w:pPr>
+      <w:r>
+        <w:rPr>
+          <w:rFonts w:hint="default" w:ascii="Consolas" w:hAnsi="Consolas" w:eastAsia="Consolas" w:cs="Consolas"/>
+          <w:b w:val="0"/>
+          <w:bCs w:val="0"/>
+          <w:color w:val="D4D4D4"/>
+          <w:kern w:val="0"/>
+          <w:sz w:val="21"/>
+          <w:szCs w:val="21"/>
+          <w:shd w:val="clear" w:fill="1E1E1E"/>
+          <w:lang w:val="en-US" w:eastAsia="zh-CN" w:bidi="ar"/>
+        </w:rPr>
+        <w:t xml:space="preserve">  </w:t>
+      </w:r>
+      <w:r>
+        <w:rPr>
+          <w:rFonts w:hint="default" w:ascii="Consolas" w:hAnsi="Consolas" w:eastAsia="Consolas" w:cs="Consolas"/>
+          <w:b w:val="0"/>
+          <w:bCs w:val="0"/>
+          <w:color w:val="9CDCFE"/>
+          <w:kern w:val="0"/>
+          <w:sz w:val="21"/>
+          <w:szCs w:val="21"/>
+          <w:shd w:val="clear" w:fill="1E1E1E"/>
+          <w:lang w:val="en-US" w:eastAsia="zh-CN" w:bidi="ar"/>
+        </w:rPr>
+        <w:t>console</w:t>
+      </w:r>
+      <w:r>
+        <w:rPr>
+          <w:rFonts w:hint="default" w:ascii="Consolas" w:hAnsi="Consolas" w:eastAsia="Consolas" w:cs="Consolas"/>
+          <w:b w:val="0"/>
+          <w:bCs w:val="0"/>
+          <w:color w:val="D4D4D4"/>
+          <w:kern w:val="0"/>
+          <w:sz w:val="21"/>
+          <w:szCs w:val="21"/>
+          <w:shd w:val="clear" w:fill="1E1E1E"/>
+          <w:lang w:val="en-US" w:eastAsia="zh-CN" w:bidi="ar"/>
+        </w:rPr>
+        <w:t>.</w:t>
+      </w:r>
+      <w:r>
+        <w:rPr>
+          <w:rFonts w:hint="default" w:ascii="Consolas" w:hAnsi="Consolas" w:eastAsia="Consolas" w:cs="Consolas"/>
+          <w:b w:val="0"/>
+          <w:bCs w:val="0"/>
+          <w:color w:val="DCDCAA"/>
+          <w:kern w:val="0"/>
+          <w:sz w:val="21"/>
+          <w:szCs w:val="21"/>
+          <w:shd w:val="clear" w:fill="1E1E1E"/>
+          <w:lang w:val="en-US" w:eastAsia="zh-CN" w:bidi="ar"/>
+        </w:rPr>
+        <w:t>log</w:t>
+      </w:r>
+      <w:r>
+        <w:rPr>
+          <w:rFonts w:hint="default" w:ascii="Consolas" w:hAnsi="Consolas" w:eastAsia="Consolas" w:cs="Consolas"/>
+          <w:b w:val="0"/>
+          <w:bCs w:val="0"/>
+          <w:color w:val="D4D4D4"/>
+          <w:kern w:val="0"/>
+          <w:sz w:val="21"/>
+          <w:szCs w:val="21"/>
+          <w:shd w:val="clear" w:fill="1E1E1E"/>
+          <w:lang w:val="en-US" w:eastAsia="zh-CN" w:bidi="ar"/>
+        </w:rPr>
+        <w:t>(</w:t>
+      </w:r>
+      <w:r>
+        <w:rPr>
+          <w:rFonts w:hint="default" w:ascii="Consolas" w:hAnsi="Consolas" w:eastAsia="Consolas" w:cs="Consolas"/>
+          <w:b w:val="0"/>
+          <w:bCs w:val="0"/>
+          <w:color w:val="CE9178"/>
+          <w:kern w:val="0"/>
+          <w:sz w:val="21"/>
+          <w:szCs w:val="21"/>
+          <w:shd w:val="clear" w:fill="1E1E1E"/>
+          <w:lang w:val="en-US" w:eastAsia="zh-CN" w:bidi="ar"/>
+        </w:rPr>
+        <w:t>"function 02"</w:t>
+      </w:r>
+      <w:r>
+        <w:rPr>
+          <w:rFonts w:hint="default" w:ascii="Consolas" w:hAnsi="Consolas" w:eastAsia="Consolas" w:cs="Consolas"/>
+          <w:b w:val="0"/>
+          <w:bCs w:val="0"/>
+          <w:color w:val="D4D4D4"/>
+          <w:kern w:val="0"/>
+          <w:sz w:val="21"/>
+          <w:szCs w:val="21"/>
+          <w:shd w:val="clear" w:fill="1E1E1E"/>
+          <w:lang w:val="en-US" w:eastAsia="zh-CN" w:bidi="ar"/>
+        </w:rPr>
+        <w:t>);</w:t>
+      </w:r>
+    </w:p>
+    <w:p>
+      <w:pPr>
+        <w:keepNext w:val="0"/>
+        <w:keepLines w:val="0"/>
+        <w:widowControl/>
+        <w:suppressLineNumbers w:val="0"/>
+        <w:shd w:val="clear" w:fill="1E1E1E"/>
+        <w:spacing w:line="285" w:lineRule="atLeast"/>
+        <w:jc w:val="left"/>
+        <w:rPr>
+          <w:rFonts w:hint="default" w:ascii="Consolas" w:hAnsi="Consolas" w:eastAsia="Consolas" w:cs="Consolas"/>
+          <w:b w:val="0"/>
+          <w:bCs w:val="0"/>
+          <w:color w:val="D4D4D4"/>
+          <w:sz w:val="21"/>
+          <w:szCs w:val="21"/>
+        </w:rPr>
+      </w:pPr>
+      <w:r>
+        <w:rPr>
+          <w:rFonts w:hint="default" w:ascii="Consolas" w:hAnsi="Consolas" w:eastAsia="Consolas" w:cs="Consolas"/>
+          <w:b w:val="0"/>
+          <w:bCs w:val="0"/>
+          <w:color w:val="D4D4D4"/>
+          <w:kern w:val="0"/>
+          <w:sz w:val="21"/>
+          <w:szCs w:val="21"/>
+          <w:shd w:val="clear" w:fill="1E1E1E"/>
+          <w:lang w:val="en-US" w:eastAsia="zh-CN" w:bidi="ar"/>
+        </w:rPr>
+        <w:t>}</w:t>
+      </w:r>
+    </w:p>
+    <w:p>
+      <w:pPr>
+        <w:rPr>
+          <w:rFonts w:hint="default" w:ascii="SimSun" w:hAnsi="SimSun" w:eastAsia="SimSun" w:cs="SimSun"/>
+          <w:sz w:val="24"/>
+          <w:szCs w:val="24"/>
+          <w:lang w:val="en-IN"/>
+        </w:rPr>
+      </w:pPr>
+    </w:p>
+    <w:p>
+      <w:pPr>
+        <w:rPr>
+          <w:rFonts w:ascii="SimSun" w:hAnsi="SimSun" w:eastAsia="SimSun" w:cs="SimSun"/>
+          <w:b/>
+          <w:bCs/>
+          <w:sz w:val="24"/>
+          <w:szCs w:val="24"/>
+        </w:rPr>
+      </w:pPr>
+      <w:r>
+        <w:rPr>
+          <w:rFonts w:ascii="SimSun" w:hAnsi="SimSun" w:eastAsia="SimSun" w:cs="SimSun"/>
+          <w:b/>
+          <w:bCs/>
+          <w:sz w:val="24"/>
+          <w:szCs w:val="24"/>
+        </w:rPr>
+        <w:t>IIFE in JavaScript (Immediately Invoked Function Expression)</w:t>
+      </w:r>
+    </w:p>
+    <w:p>
+      <w:pPr>
+        <w:rPr>
+          <w:rFonts w:ascii="SimSun" w:hAnsi="SimSun" w:eastAsia="SimSun" w:cs="SimSun"/>
+          <w:sz w:val="24"/>
+          <w:szCs w:val="24"/>
+        </w:rPr>
+      </w:pPr>
+      <w:r>
+        <w:rPr>
+          <w:rFonts w:ascii="SimSun" w:hAnsi="SimSun" w:eastAsia="SimSun" w:cs="SimSun"/>
+          <w:sz w:val="24"/>
+          <w:szCs w:val="24"/>
+        </w:rPr>
+        <w:t xml:space="preserve">An </w:t>
+      </w:r>
+      <w:r>
+        <w:rPr>
+          <w:rStyle w:val="7"/>
+          <w:rFonts w:ascii="SimSun" w:hAnsi="SimSun" w:eastAsia="SimSun" w:cs="SimSun"/>
+          <w:sz w:val="24"/>
+          <w:szCs w:val="24"/>
+        </w:rPr>
+        <w:t>IIFE</w:t>
+      </w:r>
+      <w:r>
+        <w:rPr>
+          <w:rFonts w:ascii="SimSun" w:hAnsi="SimSun" w:eastAsia="SimSun" w:cs="SimSun"/>
+          <w:sz w:val="24"/>
+          <w:szCs w:val="24"/>
+        </w:rPr>
+        <w:t xml:space="preserve"> is a </w:t>
+      </w:r>
+      <w:r>
+        <w:rPr>
+          <w:rStyle w:val="7"/>
+          <w:rFonts w:ascii="SimSun" w:hAnsi="SimSun" w:eastAsia="SimSun" w:cs="SimSun"/>
+          <w:sz w:val="24"/>
+          <w:szCs w:val="24"/>
+        </w:rPr>
+        <w:t>function that runs as soon as it's defined</w:t>
+      </w:r>
+      <w:r>
+        <w:rPr>
+          <w:rFonts w:ascii="SimSun" w:hAnsi="SimSun" w:eastAsia="SimSun" w:cs="SimSun"/>
+          <w:sz w:val="24"/>
+          <w:szCs w:val="24"/>
+        </w:rPr>
+        <w:t xml:space="preserve">. It's a common JavaScript pattern used to create a </w:t>
+      </w:r>
+      <w:r>
+        <w:rPr>
+          <w:rStyle w:val="7"/>
+          <w:rFonts w:ascii="SimSun" w:hAnsi="SimSun" w:eastAsia="SimSun" w:cs="SimSun"/>
+          <w:sz w:val="24"/>
+          <w:szCs w:val="24"/>
+        </w:rPr>
+        <w:t>private scope</w:t>
+      </w:r>
+      <w:r>
+        <w:rPr>
+          <w:rFonts w:ascii="SimSun" w:hAnsi="SimSun" w:eastAsia="SimSun" w:cs="SimSun"/>
+          <w:sz w:val="24"/>
+          <w:szCs w:val="24"/>
+        </w:rPr>
+        <w:t xml:space="preserve">, avoiding </w:t>
+      </w:r>
+      <w:r>
+        <w:rPr>
+          <w:rStyle w:val="7"/>
+          <w:rFonts w:ascii="SimSun" w:hAnsi="SimSun" w:eastAsia="SimSun" w:cs="SimSun"/>
+          <w:sz w:val="24"/>
+          <w:szCs w:val="24"/>
+        </w:rPr>
+        <w:t>global scope pollution</w:t>
+      </w:r>
+      <w:r>
+        <w:rPr>
+          <w:rFonts w:ascii="SimSun" w:hAnsi="SimSun" w:eastAsia="SimSun" w:cs="SimSun"/>
+          <w:sz w:val="24"/>
+          <w:szCs w:val="24"/>
+        </w:rPr>
+        <w:t>.</w:t>
+      </w:r>
+    </w:p>
+    <w:p>
+      <w:pPr>
+        <w:rPr>
+          <w:rFonts w:ascii="SimSun" w:hAnsi="SimSun" w:eastAsia="SimSun" w:cs="SimSun"/>
+          <w:sz w:val="24"/>
+          <w:szCs w:val="24"/>
+        </w:rPr>
+      </w:pPr>
+    </w:p>
+    <w:p>
+      <w:pPr>
+        <w:rPr>
+          <w:rFonts w:ascii="SimSun" w:hAnsi="SimSun" w:eastAsia="SimSun" w:cs="SimSun"/>
+          <w:sz w:val="24"/>
+          <w:szCs w:val="24"/>
+        </w:rPr>
+      </w:pPr>
+      <w:r>
+        <w:rPr>
+          <w:rFonts w:ascii="SimSun" w:hAnsi="SimSun" w:eastAsia="SimSun" w:cs="SimSun"/>
+          <w:sz w:val="24"/>
+          <w:szCs w:val="24"/>
+        </w:rPr>
+        <w:t>Classic IIFE:</w:t>
+      </w:r>
+    </w:p>
+    <w:p>
+      <w:pPr>
+        <w:keepNext w:val="0"/>
+        <w:keepLines w:val="0"/>
+        <w:widowControl/>
+        <w:suppressLineNumbers w:val="0"/>
+        <w:shd w:val="clear" w:fill="1E1E1E"/>
+        <w:spacing w:line="285" w:lineRule="atLeast"/>
+        <w:jc w:val="left"/>
+        <w:rPr>
+          <w:rFonts w:ascii="Consolas" w:hAnsi="Consolas" w:eastAsia="Consolas" w:cs="Consolas"/>
+          <w:b w:val="0"/>
+          <w:bCs w:val="0"/>
+          <w:color w:val="D4D4D4"/>
+          <w:sz w:val="21"/>
+          <w:szCs w:val="21"/>
+        </w:rPr>
+      </w:pPr>
+      <w:r>
+        <w:rPr>
+          <w:rFonts w:hint="default" w:ascii="Consolas" w:hAnsi="Consolas" w:eastAsia="Consolas" w:cs="Consolas"/>
+          <w:b w:val="0"/>
+          <w:bCs w:val="0"/>
+          <w:color w:val="D4D4D4"/>
+          <w:kern w:val="0"/>
+          <w:sz w:val="21"/>
+          <w:szCs w:val="21"/>
+          <w:shd w:val="clear" w:fill="1E1E1E"/>
+          <w:lang w:val="en-US" w:eastAsia="zh-CN" w:bidi="ar"/>
+        </w:rPr>
+        <w:t>(</w:t>
+      </w:r>
+      <w:r>
+        <w:rPr>
+          <w:rFonts w:hint="default" w:ascii="Consolas" w:hAnsi="Consolas" w:eastAsia="Consolas" w:cs="Consolas"/>
+          <w:b w:val="0"/>
+          <w:bCs w:val="0"/>
+          <w:color w:val="569CD6"/>
+          <w:kern w:val="0"/>
+          <w:sz w:val="21"/>
+          <w:szCs w:val="21"/>
+          <w:shd w:val="clear" w:fill="1E1E1E"/>
+          <w:lang w:val="en-US" w:eastAsia="zh-CN" w:bidi="ar"/>
+        </w:rPr>
+        <w:t>function</w:t>
+      </w:r>
+      <w:r>
+        <w:rPr>
+          <w:rFonts w:hint="default" w:ascii="Consolas" w:hAnsi="Consolas" w:eastAsia="Consolas" w:cs="Consolas"/>
+          <w:b w:val="0"/>
+          <w:bCs w:val="0"/>
+          <w:color w:val="D4D4D4"/>
+          <w:kern w:val="0"/>
+          <w:sz w:val="21"/>
+          <w:szCs w:val="21"/>
+          <w:shd w:val="clear" w:fill="1E1E1E"/>
+          <w:lang w:val="en-US" w:eastAsia="zh-CN" w:bidi="ar"/>
+        </w:rPr>
+        <w:t>() {</w:t>
+      </w:r>
+    </w:p>
+    <w:p>
+      <w:pPr>
+        <w:keepNext w:val="0"/>
+        <w:keepLines w:val="0"/>
+        <w:widowControl/>
+        <w:suppressLineNumbers w:val="0"/>
+        <w:shd w:val="clear" w:fill="1E1E1E"/>
+        <w:spacing w:line="285" w:lineRule="atLeast"/>
+        <w:jc w:val="left"/>
+        <w:rPr>
+          <w:rFonts w:hint="default" w:ascii="Consolas" w:hAnsi="Consolas" w:eastAsia="Consolas" w:cs="Consolas"/>
+          <w:b w:val="0"/>
+          <w:bCs w:val="0"/>
+          <w:color w:val="D4D4D4"/>
+          <w:sz w:val="21"/>
+          <w:szCs w:val="21"/>
+        </w:rPr>
+      </w:pPr>
+      <w:r>
+        <w:rPr>
+          <w:rFonts w:hint="default" w:ascii="Consolas" w:hAnsi="Consolas" w:eastAsia="Consolas" w:cs="Consolas"/>
+          <w:b w:val="0"/>
+          <w:bCs w:val="0"/>
+          <w:color w:val="D4D4D4"/>
+          <w:kern w:val="0"/>
+          <w:sz w:val="21"/>
+          <w:szCs w:val="21"/>
+          <w:shd w:val="clear" w:fill="1E1E1E"/>
+          <w:lang w:val="en-US" w:eastAsia="zh-CN" w:bidi="ar"/>
+        </w:rPr>
+        <w:t xml:space="preserve">  </w:t>
+      </w:r>
+      <w:r>
+        <w:rPr>
+          <w:rFonts w:hint="default" w:ascii="Consolas" w:hAnsi="Consolas" w:eastAsia="Consolas" w:cs="Consolas"/>
+          <w:b w:val="0"/>
+          <w:bCs w:val="0"/>
+          <w:color w:val="9CDCFE"/>
+          <w:kern w:val="0"/>
+          <w:sz w:val="21"/>
+          <w:szCs w:val="21"/>
+          <w:shd w:val="clear" w:fill="1E1E1E"/>
+          <w:lang w:val="en-US" w:eastAsia="zh-CN" w:bidi="ar"/>
+        </w:rPr>
+        <w:t>console</w:t>
+      </w:r>
+      <w:r>
+        <w:rPr>
+          <w:rFonts w:hint="default" w:ascii="Consolas" w:hAnsi="Consolas" w:eastAsia="Consolas" w:cs="Consolas"/>
+          <w:b w:val="0"/>
+          <w:bCs w:val="0"/>
+          <w:color w:val="D4D4D4"/>
+          <w:kern w:val="0"/>
+          <w:sz w:val="21"/>
+          <w:szCs w:val="21"/>
+          <w:shd w:val="clear" w:fill="1E1E1E"/>
+          <w:lang w:val="en-US" w:eastAsia="zh-CN" w:bidi="ar"/>
+        </w:rPr>
+        <w:t>.</w:t>
+      </w:r>
+      <w:r>
+        <w:rPr>
+          <w:rFonts w:hint="default" w:ascii="Consolas" w:hAnsi="Consolas" w:eastAsia="Consolas" w:cs="Consolas"/>
+          <w:b w:val="0"/>
+          <w:bCs w:val="0"/>
+          <w:color w:val="DCDCAA"/>
+          <w:kern w:val="0"/>
+          <w:sz w:val="21"/>
+          <w:szCs w:val="21"/>
+          <w:shd w:val="clear" w:fill="1E1E1E"/>
+          <w:lang w:val="en-US" w:eastAsia="zh-CN" w:bidi="ar"/>
+        </w:rPr>
+        <w:t>log</w:t>
+      </w:r>
+      <w:r>
+        <w:rPr>
+          <w:rFonts w:hint="default" w:ascii="Consolas" w:hAnsi="Consolas" w:eastAsia="Consolas" w:cs="Consolas"/>
+          <w:b w:val="0"/>
+          <w:bCs w:val="0"/>
+          <w:color w:val="D4D4D4"/>
+          <w:kern w:val="0"/>
+          <w:sz w:val="21"/>
+          <w:szCs w:val="21"/>
+          <w:shd w:val="clear" w:fill="1E1E1E"/>
+          <w:lang w:val="en-US" w:eastAsia="zh-CN" w:bidi="ar"/>
+        </w:rPr>
+        <w:t>(</w:t>
+      </w:r>
+      <w:r>
+        <w:rPr>
+          <w:rFonts w:hint="default" w:ascii="Consolas" w:hAnsi="Consolas" w:eastAsia="Consolas" w:cs="Consolas"/>
+          <w:b w:val="0"/>
+          <w:bCs w:val="0"/>
+          <w:color w:val="CE9178"/>
+          <w:kern w:val="0"/>
+          <w:sz w:val="21"/>
+          <w:szCs w:val="21"/>
+          <w:shd w:val="clear" w:fill="1E1E1E"/>
+          <w:lang w:val="en-US" w:eastAsia="zh-CN" w:bidi="ar"/>
+        </w:rPr>
+        <w:t>"This runs immediately!"</w:t>
+      </w:r>
+      <w:r>
+        <w:rPr>
+          <w:rFonts w:hint="default" w:ascii="Consolas" w:hAnsi="Consolas" w:eastAsia="Consolas" w:cs="Consolas"/>
+          <w:b w:val="0"/>
+          <w:bCs w:val="0"/>
+          <w:color w:val="D4D4D4"/>
+          <w:kern w:val="0"/>
+          <w:sz w:val="21"/>
+          <w:szCs w:val="21"/>
+          <w:shd w:val="clear" w:fill="1E1E1E"/>
+          <w:lang w:val="en-US" w:eastAsia="zh-CN" w:bidi="ar"/>
+        </w:rPr>
+        <w:t>);</w:t>
+      </w:r>
+    </w:p>
+    <w:p>
+      <w:pPr>
+        <w:keepNext w:val="0"/>
+        <w:keepLines w:val="0"/>
+        <w:widowControl/>
+        <w:suppressLineNumbers w:val="0"/>
+        <w:shd w:val="clear" w:fill="1E1E1E"/>
+        <w:spacing w:line="285" w:lineRule="atLeast"/>
+        <w:jc w:val="left"/>
+        <w:rPr>
+          <w:rFonts w:hint="default" w:ascii="Consolas" w:hAnsi="Consolas" w:eastAsia="Consolas" w:cs="Consolas"/>
+          <w:b w:val="0"/>
+          <w:bCs w:val="0"/>
+          <w:color w:val="D4D4D4"/>
+          <w:sz w:val="21"/>
+          <w:szCs w:val="21"/>
+        </w:rPr>
+      </w:pPr>
+      <w:r>
+        <w:rPr>
+          <w:rFonts w:hint="default" w:ascii="Consolas" w:hAnsi="Consolas" w:eastAsia="Consolas" w:cs="Consolas"/>
+          <w:b w:val="0"/>
+          <w:bCs w:val="0"/>
+          <w:color w:val="D4D4D4"/>
+          <w:kern w:val="0"/>
+          <w:sz w:val="21"/>
+          <w:szCs w:val="21"/>
+          <w:shd w:val="clear" w:fill="1E1E1E"/>
+          <w:lang w:val="en-US" w:eastAsia="zh-CN" w:bidi="ar"/>
+        </w:rPr>
+        <w:t>})();</w:t>
+      </w:r>
+    </w:p>
+    <w:p>
+      <w:pPr>
+        <w:keepNext w:val="0"/>
+        <w:keepLines w:val="0"/>
+        <w:widowControl/>
+        <w:suppressLineNumbers w:val="0"/>
+        <w:shd w:val="clear" w:fill="1E1E1E"/>
+        <w:spacing w:line="285" w:lineRule="atLeast"/>
+        <w:jc w:val="left"/>
+        <w:rPr>
+          <w:rFonts w:ascii="SimSun" w:hAnsi="SimSun" w:eastAsia="SimSun" w:cs="SimSun"/>
+          <w:sz w:val="24"/>
+          <w:szCs w:val="24"/>
+        </w:rPr>
+      </w:pPr>
+      <w:r>
+        <w:rPr>
+          <w:rFonts w:hint="default" w:ascii="Consolas" w:hAnsi="Consolas" w:eastAsia="Consolas" w:cs="Consolas"/>
+          <w:b w:val="0"/>
+          <w:bCs w:val="0"/>
+          <w:color w:val="D4D4D4"/>
+          <w:kern w:val="0"/>
+          <w:sz w:val="21"/>
+          <w:szCs w:val="21"/>
+          <w:shd w:val="clear" w:fill="1E1E1E"/>
+          <w:lang w:val="en-US" w:eastAsia="zh-CN" w:bidi="ar"/>
+        </w:rPr>
+        <w:t>(</w:t>
+      </w:r>
+      <w:r>
+        <w:rPr>
+          <w:rFonts w:hint="default" w:ascii="Consolas" w:hAnsi="Consolas" w:eastAsia="Consolas" w:cs="Consolas"/>
+          <w:b w:val="0"/>
+          <w:bCs w:val="0"/>
+          <w:color w:val="569CD6"/>
+          <w:kern w:val="0"/>
+          <w:sz w:val="21"/>
+          <w:szCs w:val="21"/>
+          <w:shd w:val="clear" w:fill="1E1E1E"/>
+          <w:lang w:val="en-US" w:eastAsia="zh-CN" w:bidi="ar"/>
+        </w:rPr>
+        <w:t>function</w:t>
+      </w:r>
+      <w:r>
+        <w:rPr>
+          <w:rFonts w:hint="default" w:ascii="Consolas" w:hAnsi="Consolas" w:eastAsia="Consolas" w:cs="Consolas"/>
+          <w:b w:val="0"/>
+          <w:bCs w:val="0"/>
+          <w:color w:val="D4D4D4"/>
+          <w:kern w:val="0"/>
+          <w:sz w:val="21"/>
+          <w:szCs w:val="21"/>
+          <w:shd w:val="clear" w:fill="1E1E1E"/>
+          <w:lang w:val="en-US" w:eastAsia="zh-CN" w:bidi="ar"/>
+        </w:rPr>
+        <w:t>(){})()</w:t>
+      </w:r>
+      <w:r>
+        <w:rPr>
+          <w:rFonts w:hint="default" w:ascii="Consolas" w:hAnsi="Consolas" w:eastAsia="Consolas" w:cs="Consolas"/>
+          <w:b w:val="0"/>
+          <w:bCs w:val="0"/>
+          <w:color w:val="D4D4D4"/>
+          <w:kern w:val="0"/>
+          <w:sz w:val="21"/>
+          <w:szCs w:val="21"/>
+          <w:shd w:val="clear" w:fill="1E1E1E"/>
+          <w:lang w:val="en-US" w:eastAsia="zh-CN" w:bidi="ar"/>
+        </w:rPr>
+        <w:t>;</w:t>
+      </w:r>
+    </w:p>
+    <w:p>
+      <w:pPr>
+        <w:rPr>
+          <w:rFonts w:ascii="SimSun" w:hAnsi="SimSun" w:eastAsia="SimSun" w:cs="SimSun"/>
+          <w:sz w:val="24"/>
+          <w:szCs w:val="24"/>
+        </w:rPr>
+      </w:pPr>
+    </w:p>
+    <w:p>
+      <w:pPr>
+        <w:rPr>
+          <w:rStyle w:val="5"/>
+          <w:rFonts w:ascii="SimSun" w:hAnsi="SimSun" w:eastAsia="SimSun" w:cs="SimSun"/>
+          <w:sz w:val="24"/>
+          <w:szCs w:val="24"/>
+        </w:rPr>
+      </w:pPr>
+      <w:r>
+        <w:rPr>
+          <w:rFonts w:ascii="SimSun" w:hAnsi="SimSun" w:eastAsia="SimSun" w:cs="SimSun"/>
+          <w:sz w:val="24"/>
+          <w:szCs w:val="24"/>
+        </w:rPr>
+        <w:t xml:space="preserve">The function is </w:t>
+      </w:r>
+      <w:r>
+        <w:rPr>
+          <w:rStyle w:val="7"/>
+          <w:rFonts w:ascii="SimSun" w:hAnsi="SimSun" w:eastAsia="SimSun" w:cs="SimSun"/>
+          <w:sz w:val="24"/>
+          <w:szCs w:val="24"/>
+        </w:rPr>
+        <w:t xml:space="preserve">defined inside </w:t>
+      </w:r>
+      <w:r>
+        <w:rPr>
+          <w:rStyle w:val="7"/>
+          <w:rFonts w:hint="default" w:ascii="SimSun" w:hAnsi="SimSun" w:eastAsia="SimSun" w:cs="SimSun"/>
+          <w:sz w:val="24"/>
+          <w:szCs w:val="24"/>
+          <w:lang w:val="en-IN"/>
+        </w:rPr>
+        <w:t xml:space="preserve">first </w:t>
+      </w:r>
+      <w:r>
+        <w:rPr>
+          <w:rStyle w:val="7"/>
+          <w:rFonts w:ascii="SimSun" w:hAnsi="SimSun" w:eastAsia="SimSun" w:cs="SimSun"/>
+          <w:sz w:val="24"/>
+          <w:szCs w:val="24"/>
+        </w:rPr>
+        <w:t>parentheses</w:t>
+      </w:r>
+      <w:r>
+        <w:rPr>
+          <w:rFonts w:ascii="SimSun" w:hAnsi="SimSun" w:eastAsia="SimSun" w:cs="SimSun"/>
+          <w:sz w:val="24"/>
+          <w:szCs w:val="24"/>
+        </w:rPr>
+        <w:t xml:space="preserve">: </w:t>
+      </w:r>
+      <w:r>
+        <w:rPr>
+          <w:rStyle w:val="5"/>
+          <w:rFonts w:ascii="SimSun" w:hAnsi="SimSun" w:eastAsia="SimSun" w:cs="SimSun"/>
+          <w:sz w:val="24"/>
+          <w:szCs w:val="24"/>
+        </w:rPr>
+        <w:t>(function() { ... })</w:t>
+      </w:r>
+    </w:p>
+    <w:p>
+      <w:pPr>
+        <w:rPr>
+          <w:rFonts w:ascii="SimSun" w:hAnsi="SimSun" w:eastAsia="SimSun" w:cs="SimSun"/>
+          <w:sz w:val="24"/>
+          <w:szCs w:val="24"/>
+        </w:rPr>
+      </w:pPr>
+      <w:r>
+        <w:rPr>
+          <w:rFonts w:ascii="SimSun" w:hAnsi="SimSun" w:eastAsia="SimSun" w:cs="SimSun"/>
+          <w:sz w:val="24"/>
+          <w:szCs w:val="24"/>
+        </w:rPr>
+        <w:t xml:space="preserve">The final </w:t>
+      </w:r>
+      <w:r>
+        <w:rPr>
+          <w:rStyle w:val="7"/>
+          <w:rFonts w:ascii="SimSun" w:hAnsi="SimSun" w:eastAsia="SimSun" w:cs="SimSun"/>
+          <w:sz w:val="24"/>
+          <w:szCs w:val="24"/>
+        </w:rPr>
+        <w:t>parentheses</w:t>
+      </w:r>
+      <w:r>
+        <w:rPr>
+          <w:rStyle w:val="5"/>
+          <w:rFonts w:ascii="SimSun" w:hAnsi="SimSun" w:eastAsia="SimSun" w:cs="SimSun"/>
+          <w:sz w:val="24"/>
+          <w:szCs w:val="24"/>
+        </w:rPr>
+        <w:t>()</w:t>
+      </w:r>
+      <w:r>
+        <w:rPr>
+          <w:rFonts w:ascii="SimSun" w:hAnsi="SimSun" w:eastAsia="SimSun" w:cs="SimSun"/>
+          <w:sz w:val="24"/>
+          <w:szCs w:val="24"/>
+        </w:rPr>
+        <w:t xml:space="preserve"> </w:t>
+      </w:r>
+      <w:r>
+        <w:rPr>
+          <w:rStyle w:val="7"/>
+          <w:rFonts w:ascii="SimSun" w:hAnsi="SimSun" w:eastAsia="SimSun" w:cs="SimSun"/>
+          <w:sz w:val="24"/>
+          <w:szCs w:val="24"/>
+        </w:rPr>
+        <w:t>invokes</w:t>
+      </w:r>
+      <w:r>
+        <w:rPr>
+          <w:rFonts w:ascii="SimSun" w:hAnsi="SimSun" w:eastAsia="SimSun" w:cs="SimSun"/>
+          <w:sz w:val="24"/>
+          <w:szCs w:val="24"/>
+        </w:rPr>
+        <w:t xml:space="preserve"> it immediately.</w:t>
+      </w:r>
+    </w:p>
+    <w:p>
+      <w:pPr>
+        <w:rPr>
+          <w:rFonts w:hint="default" w:ascii="SimSun" w:hAnsi="SimSun" w:eastAsia="SimSun" w:cs="SimSun"/>
+          <w:sz w:val="24"/>
+          <w:szCs w:val="24"/>
+          <w:lang w:val="en-IN"/>
+        </w:rPr>
+      </w:pPr>
+      <w:r>
+        <w:rPr>
+          <w:rFonts w:hint="default" w:ascii="SimSun" w:hAnsi="SimSun" w:eastAsia="SimSun" w:cs="SimSun"/>
+          <w:sz w:val="24"/>
+          <w:szCs w:val="24"/>
+          <w:lang w:val="en-IN"/>
+        </w:rPr>
+        <w:t xml:space="preserve">And put (;) at last is manditory. Without this next function will not run and show error. Because </w:t>
+      </w:r>
+    </w:p>
+    <w:p>
+      <w:pPr>
+        <w:rPr>
+          <w:rFonts w:ascii="SimSun" w:hAnsi="SimSun" w:eastAsia="SimSun" w:cs="SimSun"/>
+          <w:sz w:val="24"/>
+          <w:szCs w:val="24"/>
+        </w:rPr>
+      </w:pPr>
+    </w:p>
+    <w:p>
+      <w:pPr>
+        <w:rPr>
+          <w:rFonts w:ascii="SimSun" w:hAnsi="SimSun" w:eastAsia="SimSun" w:cs="SimSun"/>
+          <w:sz w:val="24"/>
+          <w:szCs w:val="24"/>
+        </w:rPr>
+      </w:pPr>
+      <w:r>
+        <w:rPr>
+          <w:rFonts w:ascii="SimSun" w:hAnsi="SimSun" w:eastAsia="SimSun" w:cs="SimSun"/>
+          <w:sz w:val="24"/>
+          <w:szCs w:val="24"/>
+        </w:rPr>
+        <w:t>Arrow Function IIFE:</w:t>
+      </w:r>
+    </w:p>
+    <w:p>
+      <w:pPr>
+        <w:keepNext w:val="0"/>
+        <w:keepLines w:val="0"/>
+        <w:widowControl/>
+        <w:suppressLineNumbers w:val="0"/>
+        <w:shd w:val="clear" w:fill="1E1E1E"/>
+        <w:spacing w:line="285" w:lineRule="atLeast"/>
+        <w:jc w:val="left"/>
+        <w:rPr>
+          <w:rFonts w:ascii="Consolas" w:hAnsi="Consolas" w:eastAsia="Consolas" w:cs="Consolas"/>
+          <w:b w:val="0"/>
+          <w:bCs w:val="0"/>
+          <w:color w:val="D4D4D4"/>
+          <w:sz w:val="21"/>
+          <w:szCs w:val="21"/>
+        </w:rPr>
+      </w:pPr>
+      <w:r>
+        <w:rPr>
+          <w:rFonts w:hint="default" w:ascii="Consolas" w:hAnsi="Consolas" w:eastAsia="Consolas" w:cs="Consolas"/>
+          <w:b w:val="0"/>
+          <w:bCs w:val="0"/>
+          <w:color w:val="D4D4D4"/>
+          <w:kern w:val="0"/>
+          <w:sz w:val="21"/>
+          <w:szCs w:val="21"/>
+          <w:shd w:val="clear" w:fill="1E1E1E"/>
+          <w:lang w:val="en-US" w:eastAsia="zh-CN" w:bidi="ar"/>
+        </w:rPr>
+        <w:t xml:space="preserve">(() </w:t>
+      </w:r>
+      <w:r>
+        <w:rPr>
+          <w:rFonts w:hint="default" w:ascii="Consolas" w:hAnsi="Consolas" w:eastAsia="Consolas" w:cs="Consolas"/>
+          <w:b w:val="0"/>
+          <w:bCs w:val="0"/>
+          <w:color w:val="569CD6"/>
+          <w:kern w:val="0"/>
+          <w:sz w:val="21"/>
+          <w:szCs w:val="21"/>
+          <w:shd w:val="clear" w:fill="1E1E1E"/>
+          <w:lang w:val="en-US" w:eastAsia="zh-CN" w:bidi="ar"/>
+        </w:rPr>
+        <w:t>=&gt;</w:t>
+      </w:r>
+      <w:r>
+        <w:rPr>
+          <w:rFonts w:hint="default" w:ascii="Consolas" w:hAnsi="Consolas" w:eastAsia="Consolas" w:cs="Consolas"/>
+          <w:b w:val="0"/>
+          <w:bCs w:val="0"/>
+          <w:color w:val="D4D4D4"/>
+          <w:kern w:val="0"/>
+          <w:sz w:val="21"/>
+          <w:szCs w:val="21"/>
+          <w:shd w:val="clear" w:fill="1E1E1E"/>
+          <w:lang w:val="en-US" w:eastAsia="zh-CN" w:bidi="ar"/>
+        </w:rPr>
+        <w:t xml:space="preserve"> {</w:t>
+      </w:r>
+    </w:p>
+    <w:p>
+      <w:pPr>
+        <w:keepNext w:val="0"/>
+        <w:keepLines w:val="0"/>
+        <w:widowControl/>
+        <w:suppressLineNumbers w:val="0"/>
+        <w:shd w:val="clear" w:fill="1E1E1E"/>
+        <w:spacing w:line="285" w:lineRule="atLeast"/>
+        <w:jc w:val="left"/>
+        <w:rPr>
+          <w:rFonts w:hint="default" w:ascii="Consolas" w:hAnsi="Consolas" w:eastAsia="Consolas" w:cs="Consolas"/>
+          <w:b w:val="0"/>
+          <w:bCs w:val="0"/>
+          <w:color w:val="D4D4D4"/>
+          <w:sz w:val="21"/>
+          <w:szCs w:val="21"/>
+        </w:rPr>
+      </w:pPr>
+      <w:r>
+        <w:rPr>
+          <w:rFonts w:hint="default" w:ascii="Consolas" w:hAnsi="Consolas" w:eastAsia="Consolas" w:cs="Consolas"/>
+          <w:b w:val="0"/>
+          <w:bCs w:val="0"/>
+          <w:color w:val="D4D4D4"/>
+          <w:kern w:val="0"/>
+          <w:sz w:val="21"/>
+          <w:szCs w:val="21"/>
+          <w:shd w:val="clear" w:fill="1E1E1E"/>
+          <w:lang w:val="en-US" w:eastAsia="zh-CN" w:bidi="ar"/>
+        </w:rPr>
+        <w:t xml:space="preserve">  </w:t>
+      </w:r>
+      <w:r>
+        <w:rPr>
+          <w:rFonts w:hint="default" w:ascii="Consolas" w:hAnsi="Consolas" w:eastAsia="Consolas" w:cs="Consolas"/>
+          <w:b w:val="0"/>
+          <w:bCs w:val="0"/>
+          <w:color w:val="9CDCFE"/>
+          <w:kern w:val="0"/>
+          <w:sz w:val="21"/>
+          <w:szCs w:val="21"/>
+          <w:shd w:val="clear" w:fill="1E1E1E"/>
+          <w:lang w:val="en-US" w:eastAsia="zh-CN" w:bidi="ar"/>
+        </w:rPr>
+        <w:t>console</w:t>
+      </w:r>
+      <w:r>
+        <w:rPr>
+          <w:rFonts w:hint="default" w:ascii="Consolas" w:hAnsi="Consolas" w:eastAsia="Consolas" w:cs="Consolas"/>
+          <w:b w:val="0"/>
+          <w:bCs w:val="0"/>
+          <w:color w:val="D4D4D4"/>
+          <w:kern w:val="0"/>
+          <w:sz w:val="21"/>
+          <w:szCs w:val="21"/>
+          <w:shd w:val="clear" w:fill="1E1E1E"/>
+          <w:lang w:val="en-US" w:eastAsia="zh-CN" w:bidi="ar"/>
+        </w:rPr>
+        <w:t>.</w:t>
+      </w:r>
+      <w:r>
+        <w:rPr>
+          <w:rFonts w:hint="default" w:ascii="Consolas" w:hAnsi="Consolas" w:eastAsia="Consolas" w:cs="Consolas"/>
+          <w:b w:val="0"/>
+          <w:bCs w:val="0"/>
+          <w:color w:val="DCDCAA"/>
+          <w:kern w:val="0"/>
+          <w:sz w:val="21"/>
+          <w:szCs w:val="21"/>
+          <w:shd w:val="clear" w:fill="1E1E1E"/>
+          <w:lang w:val="en-US" w:eastAsia="zh-CN" w:bidi="ar"/>
+        </w:rPr>
+        <w:t>log</w:t>
+      </w:r>
+      <w:r>
+        <w:rPr>
+          <w:rFonts w:hint="default" w:ascii="Consolas" w:hAnsi="Consolas" w:eastAsia="Consolas" w:cs="Consolas"/>
+          <w:b w:val="0"/>
+          <w:bCs w:val="0"/>
+          <w:color w:val="D4D4D4"/>
+          <w:kern w:val="0"/>
+          <w:sz w:val="21"/>
+          <w:szCs w:val="21"/>
+          <w:shd w:val="clear" w:fill="1E1E1E"/>
+          <w:lang w:val="en-US" w:eastAsia="zh-CN" w:bidi="ar"/>
+        </w:rPr>
+        <w:t>(</w:t>
+      </w:r>
+      <w:r>
+        <w:rPr>
+          <w:rFonts w:hint="default" w:ascii="Consolas" w:hAnsi="Consolas" w:eastAsia="Consolas" w:cs="Consolas"/>
+          <w:b w:val="0"/>
+          <w:bCs w:val="0"/>
+          <w:color w:val="CE9178"/>
+          <w:kern w:val="0"/>
+          <w:sz w:val="21"/>
+          <w:szCs w:val="21"/>
+          <w:shd w:val="clear" w:fill="1E1E1E"/>
+          <w:lang w:val="en-US" w:eastAsia="zh-CN" w:bidi="ar"/>
+        </w:rPr>
+        <w:t>"Arrow function IIFE"</w:t>
+      </w:r>
+      <w:r>
+        <w:rPr>
+          <w:rFonts w:hint="default" w:ascii="Consolas" w:hAnsi="Consolas" w:eastAsia="Consolas" w:cs="Consolas"/>
+          <w:b w:val="0"/>
+          <w:bCs w:val="0"/>
+          <w:color w:val="D4D4D4"/>
+          <w:kern w:val="0"/>
+          <w:sz w:val="21"/>
+          <w:szCs w:val="21"/>
+          <w:shd w:val="clear" w:fill="1E1E1E"/>
+          <w:lang w:val="en-US" w:eastAsia="zh-CN" w:bidi="ar"/>
+        </w:rPr>
+        <w:t>);</w:t>
+      </w:r>
+    </w:p>
+    <w:p>
+      <w:pPr>
+        <w:keepNext w:val="0"/>
+        <w:keepLines w:val="0"/>
+        <w:widowControl/>
+        <w:suppressLineNumbers w:val="0"/>
+        <w:shd w:val="clear" w:fill="1E1E1E"/>
+        <w:spacing w:line="285" w:lineRule="atLeast"/>
+        <w:jc w:val="left"/>
+        <w:rPr>
+          <w:rFonts w:hint="default" w:ascii="Consolas" w:hAnsi="Consolas" w:eastAsia="Consolas" w:cs="Consolas"/>
+          <w:b w:val="0"/>
+          <w:bCs w:val="0"/>
+          <w:color w:val="D4D4D4"/>
+          <w:sz w:val="21"/>
+          <w:szCs w:val="21"/>
+        </w:rPr>
+      </w:pPr>
+      <w:r>
+        <w:rPr>
+          <w:rFonts w:hint="default" w:ascii="Consolas" w:hAnsi="Consolas" w:eastAsia="Consolas" w:cs="Consolas"/>
+          <w:b w:val="0"/>
+          <w:bCs w:val="0"/>
+          <w:color w:val="D4D4D4"/>
+          <w:kern w:val="0"/>
+          <w:sz w:val="21"/>
+          <w:szCs w:val="21"/>
+          <w:shd w:val="clear" w:fill="1E1E1E"/>
+          <w:lang w:val="en-US" w:eastAsia="zh-CN" w:bidi="ar"/>
+        </w:rPr>
+        <w:t>})();</w:t>
+      </w:r>
+    </w:p>
+    <w:p>
+      <w:pPr>
+        <w:rPr>
+          <w:rFonts w:hint="default" w:ascii="SimSun" w:hAnsi="SimSun" w:eastAsia="SimSun" w:cs="SimSun"/>
+          <w:sz w:val="24"/>
+          <w:szCs w:val="24"/>
+          <w:lang w:val="en-IN"/>
+        </w:rPr>
+      </w:pPr>
+    </w:p>
+    <w:p>
+      <w:pPr>
+        <w:rPr>
+          <w:rFonts w:hint="default" w:ascii="SimSun" w:hAnsi="SimSun" w:eastAsia="SimSun" w:cs="SimSun"/>
+          <w:sz w:val="24"/>
+          <w:szCs w:val="24"/>
+          <w:lang w:val="en-IN"/>
+        </w:rPr>
+      </w:pPr>
+      <w:r>
+        <w:rPr>
+          <w:rFonts w:ascii="SimSun" w:hAnsi="SimSun" w:eastAsia="SimSun" w:cs="SimSun"/>
+          <w:sz w:val="24"/>
+          <w:szCs w:val="24"/>
+        </w:rPr>
+        <w:t>IIFE with Parameters</w:t>
+      </w:r>
+    </w:p>
+    <w:p>
+      <w:pPr>
+        <w:keepNext w:val="0"/>
+        <w:keepLines w:val="0"/>
+        <w:widowControl/>
+        <w:suppressLineNumbers w:val="0"/>
+        <w:shd w:val="clear" w:fill="1E1E1E"/>
+        <w:spacing w:line="285" w:lineRule="atLeast"/>
+        <w:jc w:val="left"/>
+        <w:rPr>
+          <w:rFonts w:ascii="Consolas" w:hAnsi="Consolas" w:eastAsia="Consolas" w:cs="Consolas"/>
+          <w:b w:val="0"/>
+          <w:bCs w:val="0"/>
+          <w:color w:val="D4D4D4"/>
+          <w:sz w:val="21"/>
+          <w:szCs w:val="21"/>
+        </w:rPr>
+      </w:pPr>
+      <w:r>
+        <w:rPr>
+          <w:rFonts w:hint="default" w:ascii="Consolas" w:hAnsi="Consolas" w:eastAsia="Consolas" w:cs="Consolas"/>
+          <w:b w:val="0"/>
+          <w:bCs w:val="0"/>
+          <w:color w:val="D4D4D4"/>
+          <w:kern w:val="0"/>
+          <w:sz w:val="21"/>
+          <w:szCs w:val="21"/>
+          <w:shd w:val="clear" w:fill="1E1E1E"/>
+          <w:lang w:val="en-US" w:eastAsia="zh-CN" w:bidi="ar"/>
+        </w:rPr>
+        <w:t>(</w:t>
+      </w:r>
+      <w:r>
+        <w:rPr>
+          <w:rFonts w:hint="default" w:ascii="Consolas" w:hAnsi="Consolas" w:eastAsia="Consolas" w:cs="Consolas"/>
+          <w:b w:val="0"/>
+          <w:bCs w:val="0"/>
+          <w:color w:val="569CD6"/>
+          <w:kern w:val="0"/>
+          <w:sz w:val="21"/>
+          <w:szCs w:val="21"/>
+          <w:shd w:val="clear" w:fill="1E1E1E"/>
+          <w:lang w:val="en-US" w:eastAsia="zh-CN" w:bidi="ar"/>
+        </w:rPr>
+        <w:t>function</w:t>
+      </w:r>
+      <w:r>
+        <w:rPr>
+          <w:rFonts w:hint="default" w:ascii="Consolas" w:hAnsi="Consolas" w:eastAsia="Consolas" w:cs="Consolas"/>
+          <w:b w:val="0"/>
+          <w:bCs w:val="0"/>
+          <w:color w:val="D4D4D4"/>
+          <w:kern w:val="0"/>
+          <w:sz w:val="21"/>
+          <w:szCs w:val="21"/>
+          <w:shd w:val="clear" w:fill="1E1E1E"/>
+          <w:lang w:val="en-US" w:eastAsia="zh-CN" w:bidi="ar"/>
+        </w:rPr>
+        <w:t>(</w:t>
+      </w:r>
+      <w:r>
+        <w:rPr>
+          <w:rFonts w:hint="default" w:ascii="Consolas" w:hAnsi="Consolas" w:eastAsia="Consolas" w:cs="Consolas"/>
+          <w:b w:val="0"/>
+          <w:bCs w:val="0"/>
+          <w:color w:val="9CDCFE"/>
+          <w:kern w:val="0"/>
+          <w:sz w:val="21"/>
+          <w:szCs w:val="21"/>
+          <w:shd w:val="clear" w:fill="1E1E1E"/>
+          <w:lang w:val="en-US" w:eastAsia="zh-CN" w:bidi="ar"/>
+        </w:rPr>
+        <w:t>name</w:t>
+      </w:r>
+      <w:r>
+        <w:rPr>
+          <w:rFonts w:hint="default" w:ascii="Consolas" w:hAnsi="Consolas" w:eastAsia="Consolas" w:cs="Consolas"/>
+          <w:b w:val="0"/>
+          <w:bCs w:val="0"/>
+          <w:color w:val="D4D4D4"/>
+          <w:kern w:val="0"/>
+          <w:sz w:val="21"/>
+          <w:szCs w:val="21"/>
+          <w:shd w:val="clear" w:fill="1E1E1E"/>
+          <w:lang w:val="en-US" w:eastAsia="zh-CN" w:bidi="ar"/>
+        </w:rPr>
+        <w:t>) {</w:t>
+      </w:r>
+    </w:p>
+    <w:p>
+      <w:pPr>
+        <w:keepNext w:val="0"/>
+        <w:keepLines w:val="0"/>
+        <w:widowControl/>
+        <w:suppressLineNumbers w:val="0"/>
+        <w:shd w:val="clear" w:fill="1E1E1E"/>
+        <w:spacing w:line="285" w:lineRule="atLeast"/>
+        <w:jc w:val="left"/>
+        <w:rPr>
+          <w:rFonts w:hint="default" w:ascii="Consolas" w:hAnsi="Consolas" w:eastAsia="Consolas" w:cs="Consolas"/>
+          <w:b w:val="0"/>
+          <w:bCs w:val="0"/>
+          <w:color w:val="D4D4D4"/>
+          <w:sz w:val="21"/>
+          <w:szCs w:val="21"/>
+        </w:rPr>
+      </w:pPr>
+      <w:r>
+        <w:rPr>
+          <w:rFonts w:hint="default" w:ascii="Consolas" w:hAnsi="Consolas" w:eastAsia="Consolas" w:cs="Consolas"/>
+          <w:b w:val="0"/>
+          <w:bCs w:val="0"/>
+          <w:color w:val="D4D4D4"/>
+          <w:kern w:val="0"/>
+          <w:sz w:val="21"/>
+          <w:szCs w:val="21"/>
+          <w:shd w:val="clear" w:fill="1E1E1E"/>
+          <w:lang w:val="en-US" w:eastAsia="zh-CN" w:bidi="ar"/>
+        </w:rPr>
+        <w:t xml:space="preserve">  </w:t>
+      </w:r>
+      <w:r>
+        <w:rPr>
+          <w:rFonts w:hint="default" w:ascii="Consolas" w:hAnsi="Consolas" w:eastAsia="Consolas" w:cs="Consolas"/>
+          <w:b w:val="0"/>
+          <w:bCs w:val="0"/>
+          <w:color w:val="9CDCFE"/>
+          <w:kern w:val="0"/>
+          <w:sz w:val="21"/>
+          <w:szCs w:val="21"/>
+          <w:shd w:val="clear" w:fill="1E1E1E"/>
+          <w:lang w:val="en-US" w:eastAsia="zh-CN" w:bidi="ar"/>
+        </w:rPr>
+        <w:t>console</w:t>
+      </w:r>
+      <w:r>
+        <w:rPr>
+          <w:rFonts w:hint="default" w:ascii="Consolas" w:hAnsi="Consolas" w:eastAsia="Consolas" w:cs="Consolas"/>
+          <w:b w:val="0"/>
+          <w:bCs w:val="0"/>
+          <w:color w:val="D4D4D4"/>
+          <w:kern w:val="0"/>
+          <w:sz w:val="21"/>
+          <w:szCs w:val="21"/>
+          <w:shd w:val="clear" w:fill="1E1E1E"/>
+          <w:lang w:val="en-US" w:eastAsia="zh-CN" w:bidi="ar"/>
+        </w:rPr>
+        <w:t>.</w:t>
+      </w:r>
+      <w:r>
+        <w:rPr>
+          <w:rFonts w:hint="default" w:ascii="Consolas" w:hAnsi="Consolas" w:eastAsia="Consolas" w:cs="Consolas"/>
+          <w:b w:val="0"/>
+          <w:bCs w:val="0"/>
+          <w:color w:val="DCDCAA"/>
+          <w:kern w:val="0"/>
+          <w:sz w:val="21"/>
+          <w:szCs w:val="21"/>
+          <w:shd w:val="clear" w:fill="1E1E1E"/>
+          <w:lang w:val="en-US" w:eastAsia="zh-CN" w:bidi="ar"/>
+        </w:rPr>
+        <w:t>log</w:t>
+      </w:r>
+      <w:r>
+        <w:rPr>
+          <w:rFonts w:hint="default" w:ascii="Consolas" w:hAnsi="Consolas" w:eastAsia="Consolas" w:cs="Consolas"/>
+          <w:b w:val="0"/>
+          <w:bCs w:val="0"/>
+          <w:color w:val="D4D4D4"/>
+          <w:kern w:val="0"/>
+          <w:sz w:val="21"/>
+          <w:szCs w:val="21"/>
+          <w:shd w:val="clear" w:fill="1E1E1E"/>
+          <w:lang w:val="en-US" w:eastAsia="zh-CN" w:bidi="ar"/>
+        </w:rPr>
+        <w:t>(</w:t>
+      </w:r>
+      <w:r>
+        <w:rPr>
+          <w:rFonts w:hint="default" w:ascii="Consolas" w:hAnsi="Consolas" w:eastAsia="Consolas" w:cs="Consolas"/>
+          <w:b w:val="0"/>
+          <w:bCs w:val="0"/>
+          <w:color w:val="CE9178"/>
+          <w:kern w:val="0"/>
+          <w:sz w:val="21"/>
+          <w:szCs w:val="21"/>
+          <w:shd w:val="clear" w:fill="1E1E1E"/>
+          <w:lang w:val="en-US" w:eastAsia="zh-CN" w:bidi="ar"/>
+        </w:rPr>
+        <w:t>"Hello, "</w:t>
+      </w:r>
+      <w:r>
+        <w:rPr>
+          <w:rFonts w:hint="default" w:ascii="Consolas" w:hAnsi="Consolas" w:eastAsia="Consolas" w:cs="Consolas"/>
+          <w:b w:val="0"/>
+          <w:bCs w:val="0"/>
+          <w:color w:val="D4D4D4"/>
+          <w:kern w:val="0"/>
+          <w:sz w:val="21"/>
+          <w:szCs w:val="21"/>
+          <w:shd w:val="clear" w:fill="1E1E1E"/>
+          <w:lang w:val="en-US" w:eastAsia="zh-CN" w:bidi="ar"/>
+        </w:rPr>
+        <w:t xml:space="preserve"> + </w:t>
+      </w:r>
+      <w:r>
+        <w:rPr>
+          <w:rFonts w:hint="default" w:ascii="Consolas" w:hAnsi="Consolas" w:eastAsia="Consolas" w:cs="Consolas"/>
+          <w:b w:val="0"/>
+          <w:bCs w:val="0"/>
+          <w:color w:val="9CDCFE"/>
+          <w:kern w:val="0"/>
+          <w:sz w:val="21"/>
+          <w:szCs w:val="21"/>
+          <w:shd w:val="clear" w:fill="1E1E1E"/>
+          <w:lang w:val="en-US" w:eastAsia="zh-CN" w:bidi="ar"/>
+        </w:rPr>
+        <w:t>name</w:t>
+      </w:r>
+      <w:r>
+        <w:rPr>
+          <w:rFonts w:hint="default" w:ascii="Consolas" w:hAnsi="Consolas" w:eastAsia="Consolas" w:cs="Consolas"/>
+          <w:b w:val="0"/>
+          <w:bCs w:val="0"/>
+          <w:color w:val="D4D4D4"/>
+          <w:kern w:val="0"/>
+          <w:sz w:val="21"/>
+          <w:szCs w:val="21"/>
+          <w:shd w:val="clear" w:fill="1E1E1E"/>
+          <w:lang w:val="en-US" w:eastAsia="zh-CN" w:bidi="ar"/>
+        </w:rPr>
+        <w:t>);</w:t>
+      </w:r>
+    </w:p>
+    <w:p>
+      <w:pPr>
+        <w:keepNext w:val="0"/>
+        <w:keepLines w:val="0"/>
+        <w:widowControl/>
+        <w:suppressLineNumbers w:val="0"/>
+        <w:shd w:val="clear" w:fill="1E1E1E"/>
+        <w:spacing w:line="285" w:lineRule="atLeast"/>
+        <w:jc w:val="left"/>
+        <w:rPr>
+          <w:rFonts w:hint="default" w:ascii="Consolas" w:hAnsi="Consolas" w:eastAsia="Consolas" w:cs="Consolas"/>
+          <w:b w:val="0"/>
+          <w:bCs w:val="0"/>
+          <w:color w:val="D4D4D4"/>
+          <w:sz w:val="21"/>
+          <w:szCs w:val="21"/>
+        </w:rPr>
+      </w:pPr>
+      <w:r>
+        <w:rPr>
+          <w:rFonts w:hint="default" w:ascii="Consolas" w:hAnsi="Consolas" w:eastAsia="Consolas" w:cs="Consolas"/>
+          <w:b w:val="0"/>
+          <w:bCs w:val="0"/>
+          <w:color w:val="D4D4D4"/>
+          <w:kern w:val="0"/>
+          <w:sz w:val="21"/>
+          <w:szCs w:val="21"/>
+          <w:shd w:val="clear" w:fill="1E1E1E"/>
+          <w:lang w:val="en-US" w:eastAsia="zh-CN" w:bidi="ar"/>
+        </w:rPr>
+        <w:t>})(</w:t>
+      </w:r>
+      <w:r>
+        <w:rPr>
+          <w:rFonts w:hint="default" w:ascii="Consolas" w:hAnsi="Consolas" w:eastAsia="Consolas" w:cs="Consolas"/>
+          <w:b w:val="0"/>
+          <w:bCs w:val="0"/>
+          <w:color w:val="CE9178"/>
+          <w:kern w:val="0"/>
+          <w:sz w:val="21"/>
+          <w:szCs w:val="21"/>
+          <w:shd w:val="clear" w:fill="1E1E1E"/>
+          <w:lang w:val="en-US" w:eastAsia="zh-CN" w:bidi="ar"/>
+        </w:rPr>
+        <w:t>"Alice"</w:t>
+      </w:r>
+      <w:r>
+        <w:rPr>
+          <w:rFonts w:hint="default" w:ascii="Consolas" w:hAnsi="Consolas" w:eastAsia="Consolas" w:cs="Consolas"/>
+          <w:b w:val="0"/>
+          <w:bCs w:val="0"/>
+          <w:color w:val="D4D4D4"/>
+          <w:kern w:val="0"/>
+          <w:sz w:val="21"/>
+          <w:szCs w:val="21"/>
+          <w:shd w:val="clear" w:fill="1E1E1E"/>
+          <w:lang w:val="en-US" w:eastAsia="zh-CN" w:bidi="ar"/>
+        </w:rPr>
+        <w:t xml:space="preserve">); </w:t>
+      </w:r>
+      <w:r>
+        <w:rPr>
+          <w:rFonts w:hint="default" w:ascii="Consolas" w:hAnsi="Consolas" w:eastAsia="Consolas" w:cs="Consolas"/>
+          <w:b w:val="0"/>
+          <w:bCs w:val="0"/>
+          <w:color w:val="6A9955"/>
+          <w:kern w:val="0"/>
+          <w:sz w:val="21"/>
+          <w:szCs w:val="21"/>
+          <w:shd w:val="clear" w:fill="1E1E1E"/>
+          <w:lang w:val="en-US" w:eastAsia="zh-CN" w:bidi="ar"/>
+        </w:rPr>
+        <w:t>// Hello, Alice</w:t>
+      </w:r>
+    </w:p>
+    <w:p>
+      <w:pPr>
+        <w:rPr>
+          <w:rFonts w:hint="default" w:ascii="SimSun" w:hAnsi="SimSun" w:eastAsia="SimSun" w:cs="SimSun"/>
+          <w:sz w:val="24"/>
+          <w:szCs w:val="24"/>
+          <w:lang w:val="en-IN"/>
+        </w:rPr>
+      </w:pPr>
+    </w:p>
+    <w:p>
+      <w:pPr>
+        <w:rPr>
+          <w:rFonts w:hint="default" w:ascii="SimSun" w:hAnsi="SimSun" w:eastAsia="SimSun" w:cs="SimSun"/>
+          <w:sz w:val="24"/>
+          <w:szCs w:val="24"/>
+          <w:lang w:val="en-IN"/>
+        </w:rPr>
+      </w:pPr>
+    </w:p>
+    <w:p>
+      <w:pPr>
+        <w:rPr>
+          <w:rFonts w:ascii="SimSun" w:hAnsi="SimSun" w:eastAsia="SimSun" w:cs="SimSun"/>
+          <w:sz w:val="24"/>
+          <w:szCs w:val="24"/>
+        </w:rPr>
+      </w:pPr>
+      <w:r>
+        <w:rPr>
+          <w:rFonts w:ascii="SimSun" w:hAnsi="SimSun" w:eastAsia="SimSun" w:cs="SimSun"/>
+          <w:sz w:val="24"/>
+          <w:szCs w:val="24"/>
+        </w:rPr>
+        <w:t>Why Use IIFE?</w:t>
+      </w:r>
+    </w:p>
+    <w:p>
+      <w:pPr>
+        <w:numPr>
+          <w:ilvl w:val="0"/>
+          <w:numId w:val="1"/>
+        </w:numPr>
+        <w:rPr>
+          <w:rFonts w:ascii="SimSun" w:hAnsi="SimSun" w:eastAsia="SimSun" w:cs="SimSun"/>
+          <w:sz w:val="24"/>
+          <w:szCs w:val="24"/>
+        </w:rPr>
+      </w:pPr>
+      <w:r>
+        <w:rPr>
+          <w:rStyle w:val="7"/>
+          <w:rFonts w:ascii="SimSun" w:hAnsi="SimSun" w:eastAsia="SimSun" w:cs="SimSun"/>
+          <w:sz w:val="24"/>
+          <w:szCs w:val="24"/>
+        </w:rPr>
+        <w:t>Avoid Global Scope Pollution</w:t>
+      </w:r>
+      <w:r>
+        <w:rPr>
+          <w:rStyle w:val="7"/>
+          <w:rFonts w:hint="default" w:ascii="SimSun" w:hAnsi="SimSun" w:eastAsia="SimSun" w:cs="SimSun"/>
+          <w:sz w:val="24"/>
+          <w:szCs w:val="24"/>
+          <w:lang w:val="en-IN"/>
+        </w:rPr>
+        <w:t xml:space="preserve">: </w:t>
+      </w:r>
+      <w:r>
+        <w:rPr>
+          <w:rFonts w:ascii="SimSun" w:hAnsi="SimSun" w:eastAsia="SimSun" w:cs="SimSun"/>
+          <w:sz w:val="24"/>
+          <w:szCs w:val="24"/>
+        </w:rPr>
+        <w:t>Variables inside the IIFE are not accessible outside.</w:t>
+      </w:r>
+    </w:p>
+    <w:p>
+      <w:pPr>
+        <w:keepNext w:val="0"/>
+        <w:keepLines w:val="0"/>
+        <w:widowControl/>
+        <w:suppressLineNumbers w:val="0"/>
+        <w:shd w:val="clear" w:fill="1E1E1E"/>
+        <w:spacing w:line="285" w:lineRule="atLeast"/>
+        <w:jc w:val="left"/>
+        <w:rPr>
+          <w:rFonts w:ascii="Consolas" w:hAnsi="Consolas" w:eastAsia="Consolas" w:cs="Consolas"/>
+          <w:b w:val="0"/>
+          <w:bCs w:val="0"/>
+          <w:color w:val="D4D4D4"/>
+          <w:sz w:val="21"/>
+          <w:szCs w:val="21"/>
+        </w:rPr>
+      </w:pPr>
+      <w:r>
+        <w:rPr>
+          <w:rFonts w:hint="default" w:ascii="Consolas" w:hAnsi="Consolas" w:eastAsia="Consolas" w:cs="Consolas"/>
+          <w:b w:val="0"/>
+          <w:bCs w:val="0"/>
+          <w:color w:val="D4D4D4"/>
+          <w:kern w:val="0"/>
+          <w:sz w:val="21"/>
+          <w:szCs w:val="21"/>
+          <w:shd w:val="clear" w:fill="1E1E1E"/>
+          <w:lang w:val="en-US" w:eastAsia="zh-CN" w:bidi="ar"/>
+        </w:rPr>
+        <w:t>(</w:t>
+      </w:r>
+      <w:r>
+        <w:rPr>
+          <w:rFonts w:hint="default" w:ascii="Consolas" w:hAnsi="Consolas" w:eastAsia="Consolas" w:cs="Consolas"/>
+          <w:b w:val="0"/>
+          <w:bCs w:val="0"/>
+          <w:color w:val="569CD6"/>
+          <w:kern w:val="0"/>
+          <w:sz w:val="21"/>
+          <w:szCs w:val="21"/>
+          <w:shd w:val="clear" w:fill="1E1E1E"/>
+          <w:lang w:val="en-US" w:eastAsia="zh-CN" w:bidi="ar"/>
+        </w:rPr>
+        <w:t>function</w:t>
+      </w:r>
+      <w:r>
+        <w:rPr>
+          <w:rFonts w:hint="default" w:ascii="Consolas" w:hAnsi="Consolas" w:eastAsia="Consolas" w:cs="Consolas"/>
+          <w:b w:val="0"/>
+          <w:bCs w:val="0"/>
+          <w:color w:val="D4D4D4"/>
+          <w:kern w:val="0"/>
+          <w:sz w:val="21"/>
+          <w:szCs w:val="21"/>
+          <w:shd w:val="clear" w:fill="1E1E1E"/>
+          <w:lang w:val="en-US" w:eastAsia="zh-CN" w:bidi="ar"/>
+        </w:rPr>
+        <w:t>() {</w:t>
+      </w:r>
+    </w:p>
+    <w:p>
+      <w:pPr>
+        <w:keepNext w:val="0"/>
+        <w:keepLines w:val="0"/>
+        <w:widowControl/>
+        <w:suppressLineNumbers w:val="0"/>
+        <w:shd w:val="clear" w:fill="1E1E1E"/>
+        <w:spacing w:line="285" w:lineRule="atLeast"/>
+        <w:jc w:val="left"/>
+        <w:rPr>
+          <w:rFonts w:hint="default" w:ascii="Consolas" w:hAnsi="Consolas" w:eastAsia="Consolas" w:cs="Consolas"/>
+          <w:b w:val="0"/>
+          <w:bCs w:val="0"/>
+          <w:color w:val="D4D4D4"/>
+          <w:sz w:val="21"/>
+          <w:szCs w:val="21"/>
+        </w:rPr>
+      </w:pPr>
+      <w:r>
+        <w:rPr>
+          <w:rFonts w:hint="default" w:ascii="Consolas" w:hAnsi="Consolas" w:eastAsia="Consolas" w:cs="Consolas"/>
+          <w:b w:val="0"/>
+          <w:bCs w:val="0"/>
+          <w:color w:val="D4D4D4"/>
+          <w:kern w:val="0"/>
+          <w:sz w:val="21"/>
+          <w:szCs w:val="21"/>
+          <w:shd w:val="clear" w:fill="1E1E1E"/>
+          <w:lang w:val="en-US" w:eastAsia="zh-CN" w:bidi="ar"/>
+        </w:rPr>
+        <w:t xml:space="preserve">  </w:t>
+      </w:r>
+      <w:r>
+        <w:rPr>
+          <w:rFonts w:hint="default" w:ascii="Consolas" w:hAnsi="Consolas" w:eastAsia="Consolas" w:cs="Consolas"/>
+          <w:b w:val="0"/>
+          <w:bCs w:val="0"/>
+          <w:color w:val="569CD6"/>
+          <w:kern w:val="0"/>
+          <w:sz w:val="21"/>
+          <w:szCs w:val="21"/>
+          <w:shd w:val="clear" w:fill="1E1E1E"/>
+          <w:lang w:val="en-US" w:eastAsia="zh-CN" w:bidi="ar"/>
+        </w:rPr>
+        <w:t>const</w:t>
+      </w:r>
+      <w:r>
+        <w:rPr>
+          <w:rFonts w:hint="default" w:ascii="Consolas" w:hAnsi="Consolas" w:eastAsia="Consolas" w:cs="Consolas"/>
+          <w:b w:val="0"/>
+          <w:bCs w:val="0"/>
+          <w:color w:val="D4D4D4"/>
+          <w:kern w:val="0"/>
+          <w:sz w:val="21"/>
+          <w:szCs w:val="21"/>
+          <w:shd w:val="clear" w:fill="1E1E1E"/>
+          <w:lang w:val="en-US" w:eastAsia="zh-CN" w:bidi="ar"/>
+        </w:rPr>
+        <w:t xml:space="preserve"> </w:t>
+      </w:r>
+      <w:r>
+        <w:rPr>
+          <w:rFonts w:hint="default" w:ascii="Consolas" w:hAnsi="Consolas" w:eastAsia="Consolas" w:cs="Consolas"/>
+          <w:b w:val="0"/>
+          <w:bCs w:val="0"/>
+          <w:color w:val="4FC1FF"/>
+          <w:kern w:val="0"/>
+          <w:sz w:val="21"/>
+          <w:szCs w:val="21"/>
+          <w:shd w:val="clear" w:fill="1E1E1E"/>
+          <w:lang w:val="en-US" w:eastAsia="zh-CN" w:bidi="ar"/>
+        </w:rPr>
+        <w:t>secret</w:t>
+      </w:r>
+      <w:r>
+        <w:rPr>
+          <w:rFonts w:hint="default" w:ascii="Consolas" w:hAnsi="Consolas" w:eastAsia="Consolas" w:cs="Consolas"/>
+          <w:b w:val="0"/>
+          <w:bCs w:val="0"/>
+          <w:color w:val="D4D4D4"/>
+          <w:kern w:val="0"/>
+          <w:sz w:val="21"/>
+          <w:szCs w:val="21"/>
+          <w:shd w:val="clear" w:fill="1E1E1E"/>
+          <w:lang w:val="en-US" w:eastAsia="zh-CN" w:bidi="ar"/>
+        </w:rPr>
+        <w:t xml:space="preserve"> = </w:t>
+      </w:r>
+      <w:r>
+        <w:rPr>
+          <w:rFonts w:hint="default" w:ascii="Consolas" w:hAnsi="Consolas" w:eastAsia="Consolas" w:cs="Consolas"/>
+          <w:b w:val="0"/>
+          <w:bCs w:val="0"/>
+          <w:color w:val="CE9178"/>
+          <w:kern w:val="0"/>
+          <w:sz w:val="21"/>
+          <w:szCs w:val="21"/>
+          <w:shd w:val="clear" w:fill="1E1E1E"/>
+          <w:lang w:val="en-US" w:eastAsia="zh-CN" w:bidi="ar"/>
+        </w:rPr>
+        <w:t>"hidden"</w:t>
+      </w:r>
+      <w:r>
+        <w:rPr>
+          <w:rFonts w:hint="default" w:ascii="Consolas" w:hAnsi="Consolas" w:eastAsia="Consolas" w:cs="Consolas"/>
+          <w:b w:val="0"/>
+          <w:bCs w:val="0"/>
+          <w:color w:val="D4D4D4"/>
+          <w:kern w:val="0"/>
+          <w:sz w:val="21"/>
+          <w:szCs w:val="21"/>
+          <w:shd w:val="clear" w:fill="1E1E1E"/>
+          <w:lang w:val="en-US" w:eastAsia="zh-CN" w:bidi="ar"/>
+        </w:rPr>
+        <w:t>;</w:t>
+      </w:r>
+    </w:p>
+    <w:p>
+      <w:pPr>
+        <w:keepNext w:val="0"/>
+        <w:keepLines w:val="0"/>
+        <w:widowControl/>
+        <w:suppressLineNumbers w:val="0"/>
+        <w:shd w:val="clear" w:fill="1E1E1E"/>
+        <w:spacing w:line="285" w:lineRule="atLeast"/>
+        <w:jc w:val="left"/>
+        <w:rPr>
+          <w:rFonts w:hint="default" w:ascii="Consolas" w:hAnsi="Consolas" w:eastAsia="Consolas" w:cs="Consolas"/>
+          <w:b w:val="0"/>
+          <w:bCs w:val="0"/>
+          <w:color w:val="D4D4D4"/>
+          <w:sz w:val="21"/>
+          <w:szCs w:val="21"/>
+        </w:rPr>
+      </w:pPr>
+      <w:r>
+        <w:rPr>
+          <w:rFonts w:hint="default" w:ascii="Consolas" w:hAnsi="Consolas" w:eastAsia="Consolas" w:cs="Consolas"/>
+          <w:b w:val="0"/>
+          <w:bCs w:val="0"/>
+          <w:color w:val="D4D4D4"/>
+          <w:kern w:val="0"/>
+          <w:sz w:val="21"/>
+          <w:szCs w:val="21"/>
+          <w:shd w:val="clear" w:fill="1E1E1E"/>
+          <w:lang w:val="en-US" w:eastAsia="zh-CN" w:bidi="ar"/>
+        </w:rPr>
+        <w:t xml:space="preserve">  </w:t>
+      </w:r>
+      <w:r>
+        <w:rPr>
+          <w:rFonts w:hint="default" w:ascii="Consolas" w:hAnsi="Consolas" w:eastAsia="Consolas" w:cs="Consolas"/>
+          <w:b w:val="0"/>
+          <w:bCs w:val="0"/>
+          <w:color w:val="9CDCFE"/>
+          <w:kern w:val="0"/>
+          <w:sz w:val="21"/>
+          <w:szCs w:val="21"/>
+          <w:shd w:val="clear" w:fill="1E1E1E"/>
+          <w:lang w:val="en-US" w:eastAsia="zh-CN" w:bidi="ar"/>
+        </w:rPr>
+        <w:t>console</w:t>
+      </w:r>
+      <w:r>
+        <w:rPr>
+          <w:rFonts w:hint="default" w:ascii="Consolas" w:hAnsi="Consolas" w:eastAsia="Consolas" w:cs="Consolas"/>
+          <w:b w:val="0"/>
+          <w:bCs w:val="0"/>
+          <w:color w:val="D4D4D4"/>
+          <w:kern w:val="0"/>
+          <w:sz w:val="21"/>
+          <w:szCs w:val="21"/>
+          <w:shd w:val="clear" w:fill="1E1E1E"/>
+          <w:lang w:val="en-US" w:eastAsia="zh-CN" w:bidi="ar"/>
+        </w:rPr>
+        <w:t>.</w:t>
+      </w:r>
+      <w:r>
+        <w:rPr>
+          <w:rFonts w:hint="default" w:ascii="Consolas" w:hAnsi="Consolas" w:eastAsia="Consolas" w:cs="Consolas"/>
+          <w:b w:val="0"/>
+          <w:bCs w:val="0"/>
+          <w:color w:val="DCDCAA"/>
+          <w:kern w:val="0"/>
+          <w:sz w:val="21"/>
+          <w:szCs w:val="21"/>
+          <w:shd w:val="clear" w:fill="1E1E1E"/>
+          <w:lang w:val="en-US" w:eastAsia="zh-CN" w:bidi="ar"/>
+        </w:rPr>
+        <w:t>log</w:t>
+      </w:r>
+      <w:r>
+        <w:rPr>
+          <w:rFonts w:hint="default" w:ascii="Consolas" w:hAnsi="Consolas" w:eastAsia="Consolas" w:cs="Consolas"/>
+          <w:b w:val="0"/>
+          <w:bCs w:val="0"/>
+          <w:color w:val="D4D4D4"/>
+          <w:kern w:val="0"/>
+          <w:sz w:val="21"/>
+          <w:szCs w:val="21"/>
+          <w:shd w:val="clear" w:fill="1E1E1E"/>
+          <w:lang w:val="en-US" w:eastAsia="zh-CN" w:bidi="ar"/>
+        </w:rPr>
+        <w:t>(</w:t>
+      </w:r>
+      <w:r>
+        <w:rPr>
+          <w:rFonts w:hint="default" w:ascii="Consolas" w:hAnsi="Consolas" w:eastAsia="Consolas" w:cs="Consolas"/>
+          <w:b w:val="0"/>
+          <w:bCs w:val="0"/>
+          <w:color w:val="4FC1FF"/>
+          <w:kern w:val="0"/>
+          <w:sz w:val="21"/>
+          <w:szCs w:val="21"/>
+          <w:shd w:val="clear" w:fill="1E1E1E"/>
+          <w:lang w:val="en-US" w:eastAsia="zh-CN" w:bidi="ar"/>
+        </w:rPr>
+        <w:t>secret</w:t>
+      </w:r>
+      <w:r>
+        <w:rPr>
+          <w:rFonts w:hint="default" w:ascii="Consolas" w:hAnsi="Consolas" w:eastAsia="Consolas" w:cs="Consolas"/>
+          <w:b w:val="0"/>
+          <w:bCs w:val="0"/>
+          <w:color w:val="D4D4D4"/>
+          <w:kern w:val="0"/>
+          <w:sz w:val="21"/>
+          <w:szCs w:val="21"/>
+          <w:shd w:val="clear" w:fill="1E1E1E"/>
+          <w:lang w:val="en-US" w:eastAsia="zh-CN" w:bidi="ar"/>
+        </w:rPr>
+        <w:t xml:space="preserve">); </w:t>
+      </w:r>
+      <w:r>
+        <w:rPr>
+          <w:rFonts w:hint="default" w:ascii="Consolas" w:hAnsi="Consolas" w:eastAsia="Consolas" w:cs="Consolas"/>
+          <w:b w:val="0"/>
+          <w:bCs w:val="0"/>
+          <w:color w:val="6A9955"/>
+          <w:kern w:val="0"/>
+          <w:sz w:val="21"/>
+          <w:szCs w:val="21"/>
+          <w:shd w:val="clear" w:fill="1E1E1E"/>
+          <w:lang w:val="en-US" w:eastAsia="zh-CN" w:bidi="ar"/>
+        </w:rPr>
+        <w:t>// hidden</w:t>
+      </w:r>
+    </w:p>
+    <w:p>
+      <w:pPr>
+        <w:keepNext w:val="0"/>
+        <w:keepLines w:val="0"/>
+        <w:widowControl/>
+        <w:suppressLineNumbers w:val="0"/>
+        <w:shd w:val="clear" w:fill="1E1E1E"/>
+        <w:spacing w:line="285" w:lineRule="atLeast"/>
+        <w:jc w:val="left"/>
+        <w:rPr>
+          <w:rFonts w:hint="default" w:ascii="Consolas" w:hAnsi="Consolas" w:eastAsia="Consolas" w:cs="Consolas"/>
+          <w:b w:val="0"/>
+          <w:bCs w:val="0"/>
+          <w:color w:val="D4D4D4"/>
+          <w:sz w:val="21"/>
+          <w:szCs w:val="21"/>
+        </w:rPr>
+      </w:pPr>
+      <w:r>
+        <w:rPr>
+          <w:rFonts w:hint="default" w:ascii="Consolas" w:hAnsi="Consolas" w:eastAsia="Consolas" w:cs="Consolas"/>
+          <w:b w:val="0"/>
+          <w:bCs w:val="0"/>
+          <w:color w:val="D4D4D4"/>
+          <w:kern w:val="0"/>
+          <w:sz w:val="21"/>
+          <w:szCs w:val="21"/>
+          <w:shd w:val="clear" w:fill="1E1E1E"/>
+          <w:lang w:val="en-US" w:eastAsia="zh-CN" w:bidi="ar"/>
+        </w:rPr>
+        <w:t>})();</w:t>
+      </w:r>
+    </w:p>
+    <w:p>
+      <w:pPr>
+        <w:keepNext w:val="0"/>
+        <w:keepLines w:val="0"/>
+        <w:widowControl/>
+        <w:suppressLineNumbers w:val="0"/>
+        <w:shd w:val="clear" w:fill="1E1E1E"/>
+        <w:spacing w:line="285" w:lineRule="atLeast"/>
+        <w:jc w:val="left"/>
+        <w:rPr>
+          <w:rFonts w:hint="default" w:ascii="Consolas" w:hAnsi="Consolas" w:eastAsia="Consolas" w:cs="Consolas"/>
+          <w:b w:val="0"/>
+          <w:bCs w:val="0"/>
+          <w:color w:val="D4D4D4"/>
+          <w:sz w:val="21"/>
+          <w:szCs w:val="21"/>
+        </w:rPr>
+      </w:pPr>
+    </w:p>
+    <w:p>
+      <w:pPr>
+        <w:keepNext w:val="0"/>
+        <w:keepLines w:val="0"/>
+        <w:widowControl/>
+        <w:suppressLineNumbers w:val="0"/>
+        <w:shd w:val="clear" w:fill="1E1E1E"/>
+        <w:spacing w:line="285" w:lineRule="atLeast"/>
+        <w:jc w:val="left"/>
+        <w:rPr>
+          <w:rFonts w:hint="default" w:ascii="Consolas" w:hAnsi="Consolas" w:eastAsia="Consolas" w:cs="Consolas"/>
+          <w:b w:val="0"/>
+          <w:bCs w:val="0"/>
+          <w:color w:val="D4D4D4"/>
+          <w:sz w:val="21"/>
+          <w:szCs w:val="21"/>
+        </w:rPr>
+      </w:pPr>
+      <w:r>
+        <w:rPr>
+          <w:rFonts w:hint="default" w:ascii="Consolas" w:hAnsi="Consolas" w:eastAsia="Consolas" w:cs="Consolas"/>
+          <w:b w:val="0"/>
+          <w:bCs w:val="0"/>
+          <w:color w:val="6A9955"/>
+          <w:kern w:val="0"/>
+          <w:sz w:val="21"/>
+          <w:szCs w:val="21"/>
+          <w:shd w:val="clear" w:fill="1E1E1E"/>
+          <w:lang w:val="en-US" w:eastAsia="zh-CN" w:bidi="ar"/>
+        </w:rPr>
+        <w:t>// console.log(secret); // ❌ Error: secret is not defined</w:t>
+      </w:r>
+    </w:p>
+    <w:p>
+      <w:pPr>
+        <w:numPr>
+          <w:numId w:val="0"/>
+        </w:numPr>
+        <w:rPr>
+          <w:rFonts w:hint="default" w:ascii="SimSun" w:hAnsi="SimSun" w:eastAsia="SimSun" w:cs="SimSun"/>
+          <w:sz w:val="24"/>
+          <w:szCs w:val="24"/>
+          <w:lang w:val="en-IN"/>
+        </w:rPr>
+      </w:pPr>
+    </w:p>
+    <w:p>
+      <w:pPr>
+        <w:numPr>
+          <w:numId w:val="0"/>
+        </w:numPr>
+        <w:rPr>
+          <w:rFonts w:hint="default" w:ascii="SimSun" w:hAnsi="SimSun" w:eastAsia="SimSun" w:cs="SimSun"/>
+          <w:sz w:val="24"/>
+          <w:szCs w:val="24"/>
+          <w:lang w:val="en-IN"/>
+        </w:rPr>
+      </w:pPr>
+    </w:p>
+    <w:p>
+      <w:pPr>
+        <w:numPr>
+          <w:numId w:val="0"/>
+        </w:numPr>
+        <w:rPr>
+          <w:rFonts w:hint="default" w:ascii="SimSun" w:hAnsi="SimSun" w:eastAsia="SimSun" w:cs="SimSun"/>
+          <w:sz w:val="24"/>
+          <w:szCs w:val="24"/>
+          <w:lang w:val="en-IN"/>
+        </w:rPr>
+      </w:pPr>
+    </w:p>
+    <w:p>
+      <w:pPr>
+        <w:numPr>
+          <w:numId w:val="0"/>
+        </w:numPr>
+        <w:rPr>
+          <w:rFonts w:hint="default" w:ascii="SimSun" w:hAnsi="SimSun" w:eastAsia="SimSun" w:cs="SimSun"/>
+          <w:sz w:val="24"/>
+          <w:szCs w:val="24"/>
+          <w:lang w:val="en-IN"/>
+        </w:rPr>
+      </w:pPr>
+    </w:p>
+    <w:p>
+      <w:pPr>
+        <w:numPr>
+          <w:numId w:val="0"/>
+        </w:numPr>
+        <w:rPr>
+          <w:rFonts w:hint="default" w:ascii="SimSun" w:hAnsi="SimSun" w:eastAsia="SimSun" w:cs="SimSun"/>
+          <w:sz w:val="24"/>
+          <w:szCs w:val="24"/>
+          <w:lang w:val="en-IN"/>
+        </w:rPr>
+      </w:pPr>
+    </w:p>
+    <w:p>
+      <w:pPr>
+        <w:numPr>
+          <w:ilvl w:val="0"/>
+          <w:numId w:val="1"/>
+        </w:numPr>
+        <w:ind w:left="0" w:leftChars="0" w:firstLine="0" w:firstLineChars="0"/>
+        <w:rPr>
+          <w:rStyle w:val="7"/>
+          <w:rFonts w:ascii="SimSun" w:hAnsi="SimSun" w:eastAsia="SimSun" w:cs="SimSun"/>
+          <w:sz w:val="24"/>
+          <w:szCs w:val="24"/>
+        </w:rPr>
+      </w:pPr>
+      <w:r>
+        <w:rPr>
+          <w:rStyle w:val="7"/>
+          <w:rFonts w:ascii="SimSun" w:hAnsi="SimSun" w:eastAsia="SimSun" w:cs="SimSun"/>
+          <w:sz w:val="24"/>
+          <w:szCs w:val="24"/>
+        </w:rPr>
+        <w:t>Create Private Variables (Encapsulation)</w:t>
+      </w:r>
+    </w:p>
+    <w:p>
+      <w:pPr>
+        <w:numPr>
+          <w:numId w:val="0"/>
+        </w:numPr>
+        <w:ind w:leftChars="0"/>
+        <w:rPr>
+          <w:rStyle w:val="7"/>
+          <w:rFonts w:ascii="SimSun" w:hAnsi="SimSun" w:eastAsia="SimSun" w:cs="SimSun"/>
+          <w:sz w:val="24"/>
+          <w:szCs w:val="24"/>
+        </w:rPr>
+      </w:pPr>
+    </w:p>
+    <w:p>
+      <w:pPr>
+        <w:keepNext w:val="0"/>
+        <w:keepLines w:val="0"/>
+        <w:widowControl/>
+        <w:suppressLineNumbers w:val="0"/>
+        <w:shd w:val="clear" w:fill="1E1E1E"/>
+        <w:spacing w:line="285" w:lineRule="atLeast"/>
+        <w:jc w:val="left"/>
+        <w:rPr>
+          <w:rFonts w:ascii="Consolas" w:hAnsi="Consolas" w:eastAsia="Consolas" w:cs="Consolas"/>
+          <w:b w:val="0"/>
+          <w:bCs w:val="0"/>
+          <w:color w:val="D4D4D4"/>
+          <w:sz w:val="21"/>
+          <w:szCs w:val="21"/>
+        </w:rPr>
+      </w:pPr>
+      <w:r>
+        <w:rPr>
+          <w:rFonts w:hint="default" w:ascii="Consolas" w:hAnsi="Consolas" w:eastAsia="Consolas" w:cs="Consolas"/>
+          <w:b w:val="0"/>
+          <w:bCs w:val="0"/>
+          <w:color w:val="569CD6"/>
+          <w:kern w:val="0"/>
+          <w:sz w:val="21"/>
+          <w:szCs w:val="21"/>
+          <w:shd w:val="clear" w:fill="1E1E1E"/>
+          <w:lang w:val="en-US" w:eastAsia="zh-CN" w:bidi="ar"/>
+        </w:rPr>
+        <w:t>const</w:t>
+      </w:r>
+      <w:r>
+        <w:rPr>
+          <w:rFonts w:hint="default" w:ascii="Consolas" w:hAnsi="Consolas" w:eastAsia="Consolas" w:cs="Consolas"/>
+          <w:b w:val="0"/>
+          <w:bCs w:val="0"/>
+          <w:color w:val="D4D4D4"/>
+          <w:kern w:val="0"/>
+          <w:sz w:val="21"/>
+          <w:szCs w:val="21"/>
+          <w:shd w:val="clear" w:fill="1E1E1E"/>
+          <w:lang w:val="en-US" w:eastAsia="zh-CN" w:bidi="ar"/>
+        </w:rPr>
+        <w:t xml:space="preserve"> </w:t>
+      </w:r>
+      <w:r>
+        <w:rPr>
+          <w:rFonts w:hint="default" w:ascii="Consolas" w:hAnsi="Consolas" w:eastAsia="Consolas" w:cs="Consolas"/>
+          <w:b w:val="0"/>
+          <w:bCs w:val="0"/>
+          <w:color w:val="4FC1FF"/>
+          <w:kern w:val="0"/>
+          <w:sz w:val="21"/>
+          <w:szCs w:val="21"/>
+          <w:shd w:val="clear" w:fill="1E1E1E"/>
+          <w:lang w:val="en-US" w:eastAsia="zh-CN" w:bidi="ar"/>
+        </w:rPr>
+        <w:t>counter</w:t>
+      </w:r>
+      <w:r>
+        <w:rPr>
+          <w:rFonts w:hint="default" w:ascii="Consolas" w:hAnsi="Consolas" w:eastAsia="Consolas" w:cs="Consolas"/>
+          <w:b w:val="0"/>
+          <w:bCs w:val="0"/>
+          <w:color w:val="D4D4D4"/>
+          <w:kern w:val="0"/>
+          <w:sz w:val="21"/>
+          <w:szCs w:val="21"/>
+          <w:shd w:val="clear" w:fill="1E1E1E"/>
+          <w:lang w:val="en-US" w:eastAsia="zh-CN" w:bidi="ar"/>
+        </w:rPr>
+        <w:t xml:space="preserve"> = (</w:t>
+      </w:r>
+      <w:r>
+        <w:rPr>
+          <w:rFonts w:hint="default" w:ascii="Consolas" w:hAnsi="Consolas" w:eastAsia="Consolas" w:cs="Consolas"/>
+          <w:b w:val="0"/>
+          <w:bCs w:val="0"/>
+          <w:color w:val="569CD6"/>
+          <w:kern w:val="0"/>
+          <w:sz w:val="21"/>
+          <w:szCs w:val="21"/>
+          <w:shd w:val="clear" w:fill="1E1E1E"/>
+          <w:lang w:val="en-US" w:eastAsia="zh-CN" w:bidi="ar"/>
+        </w:rPr>
+        <w:t>function</w:t>
+      </w:r>
+      <w:r>
+        <w:rPr>
+          <w:rFonts w:hint="default" w:ascii="Consolas" w:hAnsi="Consolas" w:eastAsia="Consolas" w:cs="Consolas"/>
+          <w:b w:val="0"/>
+          <w:bCs w:val="0"/>
+          <w:color w:val="D4D4D4"/>
+          <w:kern w:val="0"/>
+          <w:sz w:val="21"/>
+          <w:szCs w:val="21"/>
+          <w:shd w:val="clear" w:fill="1E1E1E"/>
+          <w:lang w:val="en-US" w:eastAsia="zh-CN" w:bidi="ar"/>
+        </w:rPr>
+        <w:t>() {</w:t>
+      </w:r>
+    </w:p>
+    <w:p>
+      <w:pPr>
+        <w:keepNext w:val="0"/>
+        <w:keepLines w:val="0"/>
+        <w:widowControl/>
+        <w:suppressLineNumbers w:val="0"/>
+        <w:shd w:val="clear" w:fill="1E1E1E"/>
+        <w:spacing w:line="285" w:lineRule="atLeast"/>
+        <w:jc w:val="left"/>
+        <w:rPr>
+          <w:rFonts w:hint="default" w:ascii="Consolas" w:hAnsi="Consolas" w:eastAsia="Consolas" w:cs="Consolas"/>
+          <w:b w:val="0"/>
+          <w:bCs w:val="0"/>
+          <w:color w:val="D4D4D4"/>
+          <w:sz w:val="21"/>
+          <w:szCs w:val="21"/>
+        </w:rPr>
+      </w:pPr>
+      <w:r>
+        <w:rPr>
+          <w:rFonts w:hint="default" w:ascii="Consolas" w:hAnsi="Consolas" w:eastAsia="Consolas" w:cs="Consolas"/>
+          <w:b w:val="0"/>
+          <w:bCs w:val="0"/>
+          <w:color w:val="D4D4D4"/>
+          <w:kern w:val="0"/>
+          <w:sz w:val="21"/>
+          <w:szCs w:val="21"/>
+          <w:shd w:val="clear" w:fill="1E1E1E"/>
+          <w:lang w:val="en-US" w:eastAsia="zh-CN" w:bidi="ar"/>
+        </w:rPr>
+        <w:t xml:space="preserve">  </w:t>
+      </w:r>
+      <w:r>
+        <w:rPr>
+          <w:rFonts w:hint="default" w:ascii="Consolas" w:hAnsi="Consolas" w:eastAsia="Consolas" w:cs="Consolas"/>
+          <w:b w:val="0"/>
+          <w:bCs w:val="0"/>
+          <w:color w:val="569CD6"/>
+          <w:kern w:val="0"/>
+          <w:sz w:val="21"/>
+          <w:szCs w:val="21"/>
+          <w:shd w:val="clear" w:fill="1E1E1E"/>
+          <w:lang w:val="en-US" w:eastAsia="zh-CN" w:bidi="ar"/>
+        </w:rPr>
+        <w:t>let</w:t>
+      </w:r>
+      <w:r>
+        <w:rPr>
+          <w:rFonts w:hint="default" w:ascii="Consolas" w:hAnsi="Consolas" w:eastAsia="Consolas" w:cs="Consolas"/>
+          <w:b w:val="0"/>
+          <w:bCs w:val="0"/>
+          <w:color w:val="D4D4D4"/>
+          <w:kern w:val="0"/>
+          <w:sz w:val="21"/>
+          <w:szCs w:val="21"/>
+          <w:shd w:val="clear" w:fill="1E1E1E"/>
+          <w:lang w:val="en-US" w:eastAsia="zh-CN" w:bidi="ar"/>
+        </w:rPr>
+        <w:t xml:space="preserve"> </w:t>
+      </w:r>
+      <w:r>
+        <w:rPr>
+          <w:rFonts w:hint="default" w:ascii="Consolas" w:hAnsi="Consolas" w:eastAsia="Consolas" w:cs="Consolas"/>
+          <w:b w:val="0"/>
+          <w:bCs w:val="0"/>
+          <w:color w:val="9CDCFE"/>
+          <w:kern w:val="0"/>
+          <w:sz w:val="21"/>
+          <w:szCs w:val="21"/>
+          <w:shd w:val="clear" w:fill="1E1E1E"/>
+          <w:lang w:val="en-US" w:eastAsia="zh-CN" w:bidi="ar"/>
+        </w:rPr>
+        <w:t>count</w:t>
+      </w:r>
+      <w:r>
+        <w:rPr>
+          <w:rFonts w:hint="default" w:ascii="Consolas" w:hAnsi="Consolas" w:eastAsia="Consolas" w:cs="Consolas"/>
+          <w:b w:val="0"/>
+          <w:bCs w:val="0"/>
+          <w:color w:val="D4D4D4"/>
+          <w:kern w:val="0"/>
+          <w:sz w:val="21"/>
+          <w:szCs w:val="21"/>
+          <w:shd w:val="clear" w:fill="1E1E1E"/>
+          <w:lang w:val="en-US" w:eastAsia="zh-CN" w:bidi="ar"/>
+        </w:rPr>
+        <w:t xml:space="preserve"> = </w:t>
+      </w:r>
+      <w:r>
+        <w:rPr>
+          <w:rFonts w:hint="default" w:ascii="Consolas" w:hAnsi="Consolas" w:eastAsia="Consolas" w:cs="Consolas"/>
+          <w:b w:val="0"/>
+          <w:bCs w:val="0"/>
+          <w:color w:val="B5CEA8"/>
+          <w:kern w:val="0"/>
+          <w:sz w:val="21"/>
+          <w:szCs w:val="21"/>
+          <w:shd w:val="clear" w:fill="1E1E1E"/>
+          <w:lang w:val="en-US" w:eastAsia="zh-CN" w:bidi="ar"/>
+        </w:rPr>
+        <w:t>0</w:t>
+      </w:r>
+      <w:r>
+        <w:rPr>
+          <w:rFonts w:hint="default" w:ascii="Consolas" w:hAnsi="Consolas" w:eastAsia="Consolas" w:cs="Consolas"/>
+          <w:b w:val="0"/>
+          <w:bCs w:val="0"/>
+          <w:color w:val="D4D4D4"/>
+          <w:kern w:val="0"/>
+          <w:sz w:val="21"/>
+          <w:szCs w:val="21"/>
+          <w:shd w:val="clear" w:fill="1E1E1E"/>
+          <w:lang w:val="en-US" w:eastAsia="zh-CN" w:bidi="ar"/>
+        </w:rPr>
+        <w:t>;</w:t>
+      </w:r>
+    </w:p>
+    <w:p>
+      <w:pPr>
+        <w:keepNext w:val="0"/>
+        <w:keepLines w:val="0"/>
+        <w:widowControl/>
+        <w:suppressLineNumbers w:val="0"/>
+        <w:shd w:val="clear" w:fill="1E1E1E"/>
+        <w:spacing w:line="285" w:lineRule="atLeast"/>
+        <w:jc w:val="left"/>
+        <w:rPr>
+          <w:rFonts w:hint="default" w:ascii="Consolas" w:hAnsi="Consolas" w:eastAsia="Consolas" w:cs="Consolas"/>
+          <w:b w:val="0"/>
+          <w:bCs w:val="0"/>
+          <w:color w:val="D4D4D4"/>
+          <w:sz w:val="21"/>
+          <w:szCs w:val="21"/>
+        </w:rPr>
+      </w:pPr>
+    </w:p>
+    <w:p>
+      <w:pPr>
+        <w:keepNext w:val="0"/>
+        <w:keepLines w:val="0"/>
+        <w:widowControl/>
+        <w:suppressLineNumbers w:val="0"/>
+        <w:shd w:val="clear" w:fill="1E1E1E"/>
+        <w:spacing w:line="285" w:lineRule="atLeast"/>
+        <w:jc w:val="left"/>
+        <w:rPr>
+          <w:rFonts w:hint="default" w:ascii="Consolas" w:hAnsi="Consolas" w:eastAsia="Consolas" w:cs="Consolas"/>
+          <w:b w:val="0"/>
+          <w:bCs w:val="0"/>
+          <w:color w:val="D4D4D4"/>
+          <w:sz w:val="21"/>
+          <w:szCs w:val="21"/>
+        </w:rPr>
+      </w:pPr>
+      <w:r>
+        <w:rPr>
+          <w:rFonts w:hint="default" w:ascii="Consolas" w:hAnsi="Consolas" w:eastAsia="Consolas" w:cs="Consolas"/>
+          <w:b w:val="0"/>
+          <w:bCs w:val="0"/>
+          <w:color w:val="D4D4D4"/>
+          <w:kern w:val="0"/>
+          <w:sz w:val="21"/>
+          <w:szCs w:val="21"/>
+          <w:shd w:val="clear" w:fill="1E1E1E"/>
+          <w:lang w:val="en-US" w:eastAsia="zh-CN" w:bidi="ar"/>
+        </w:rPr>
+        <w:t xml:space="preserve">  </w:t>
+      </w:r>
+      <w:r>
+        <w:rPr>
+          <w:rFonts w:hint="default" w:ascii="Consolas" w:hAnsi="Consolas" w:eastAsia="Consolas" w:cs="Consolas"/>
+          <w:b w:val="0"/>
+          <w:bCs w:val="0"/>
+          <w:color w:val="C586C0"/>
+          <w:kern w:val="0"/>
+          <w:sz w:val="21"/>
+          <w:szCs w:val="21"/>
+          <w:shd w:val="clear" w:fill="1E1E1E"/>
+          <w:lang w:val="en-US" w:eastAsia="zh-CN" w:bidi="ar"/>
+        </w:rPr>
+        <w:t>return</w:t>
+      </w:r>
+      <w:r>
+        <w:rPr>
+          <w:rFonts w:hint="default" w:ascii="Consolas" w:hAnsi="Consolas" w:eastAsia="Consolas" w:cs="Consolas"/>
+          <w:b w:val="0"/>
+          <w:bCs w:val="0"/>
+          <w:color w:val="D4D4D4"/>
+          <w:kern w:val="0"/>
+          <w:sz w:val="21"/>
+          <w:szCs w:val="21"/>
+          <w:shd w:val="clear" w:fill="1E1E1E"/>
+          <w:lang w:val="en-US" w:eastAsia="zh-CN" w:bidi="ar"/>
+        </w:rPr>
+        <w:t xml:space="preserve"> {</w:t>
+      </w:r>
+    </w:p>
+    <w:p>
+      <w:pPr>
+        <w:keepNext w:val="0"/>
+        <w:keepLines w:val="0"/>
+        <w:widowControl/>
+        <w:suppressLineNumbers w:val="0"/>
+        <w:shd w:val="clear" w:fill="1E1E1E"/>
+        <w:spacing w:line="285" w:lineRule="atLeast"/>
+        <w:jc w:val="left"/>
+        <w:rPr>
+          <w:rFonts w:hint="default" w:ascii="Consolas" w:hAnsi="Consolas" w:eastAsia="Consolas" w:cs="Consolas"/>
+          <w:b w:val="0"/>
+          <w:bCs w:val="0"/>
+          <w:color w:val="D4D4D4"/>
+          <w:sz w:val="21"/>
+          <w:szCs w:val="21"/>
+        </w:rPr>
+      </w:pPr>
+      <w:r>
+        <w:rPr>
+          <w:rFonts w:hint="default" w:ascii="Consolas" w:hAnsi="Consolas" w:eastAsia="Consolas" w:cs="Consolas"/>
+          <w:b w:val="0"/>
+          <w:bCs w:val="0"/>
+          <w:color w:val="D4D4D4"/>
+          <w:kern w:val="0"/>
+          <w:sz w:val="21"/>
+          <w:szCs w:val="21"/>
+          <w:shd w:val="clear" w:fill="1E1E1E"/>
+          <w:lang w:val="en-US" w:eastAsia="zh-CN" w:bidi="ar"/>
+        </w:rPr>
+        <w:t xml:space="preserve">    </w:t>
+      </w:r>
+      <w:r>
+        <w:rPr>
+          <w:rFonts w:hint="default" w:ascii="Consolas" w:hAnsi="Consolas" w:eastAsia="Consolas" w:cs="Consolas"/>
+          <w:b w:val="0"/>
+          <w:bCs w:val="0"/>
+          <w:color w:val="DCDCAA"/>
+          <w:kern w:val="0"/>
+          <w:sz w:val="21"/>
+          <w:szCs w:val="21"/>
+          <w:shd w:val="clear" w:fill="1E1E1E"/>
+          <w:lang w:val="en-US" w:eastAsia="zh-CN" w:bidi="ar"/>
+        </w:rPr>
+        <w:t>increment</w:t>
+      </w:r>
+      <w:r>
+        <w:rPr>
+          <w:rFonts w:hint="default" w:ascii="Consolas" w:hAnsi="Consolas" w:eastAsia="Consolas" w:cs="Consolas"/>
+          <w:b w:val="0"/>
+          <w:bCs w:val="0"/>
+          <w:color w:val="D4D4D4"/>
+          <w:kern w:val="0"/>
+          <w:sz w:val="21"/>
+          <w:szCs w:val="21"/>
+          <w:shd w:val="clear" w:fill="1E1E1E"/>
+          <w:lang w:val="en-US" w:eastAsia="zh-CN" w:bidi="ar"/>
+        </w:rPr>
+        <w:t>() {</w:t>
+      </w:r>
+    </w:p>
+    <w:p>
+      <w:pPr>
+        <w:keepNext w:val="0"/>
+        <w:keepLines w:val="0"/>
+        <w:widowControl/>
+        <w:suppressLineNumbers w:val="0"/>
+        <w:shd w:val="clear" w:fill="1E1E1E"/>
+        <w:spacing w:line="285" w:lineRule="atLeast"/>
+        <w:jc w:val="left"/>
+        <w:rPr>
+          <w:rFonts w:hint="default" w:ascii="Consolas" w:hAnsi="Consolas" w:eastAsia="Consolas" w:cs="Consolas"/>
+          <w:b w:val="0"/>
+          <w:bCs w:val="0"/>
+          <w:color w:val="D4D4D4"/>
+          <w:sz w:val="21"/>
+          <w:szCs w:val="21"/>
+        </w:rPr>
+      </w:pPr>
+      <w:r>
+        <w:rPr>
+          <w:rFonts w:hint="default" w:ascii="Consolas" w:hAnsi="Consolas" w:eastAsia="Consolas" w:cs="Consolas"/>
+          <w:b w:val="0"/>
+          <w:bCs w:val="0"/>
+          <w:color w:val="D4D4D4"/>
+          <w:kern w:val="0"/>
+          <w:sz w:val="21"/>
+          <w:szCs w:val="21"/>
+          <w:shd w:val="clear" w:fill="1E1E1E"/>
+          <w:lang w:val="en-US" w:eastAsia="zh-CN" w:bidi="ar"/>
+        </w:rPr>
+        <w:t xml:space="preserve">      </w:t>
+      </w:r>
+      <w:r>
+        <w:rPr>
+          <w:rFonts w:hint="default" w:ascii="Consolas" w:hAnsi="Consolas" w:eastAsia="Consolas" w:cs="Consolas"/>
+          <w:b w:val="0"/>
+          <w:bCs w:val="0"/>
+          <w:color w:val="9CDCFE"/>
+          <w:kern w:val="0"/>
+          <w:sz w:val="21"/>
+          <w:szCs w:val="21"/>
+          <w:shd w:val="clear" w:fill="1E1E1E"/>
+          <w:lang w:val="en-US" w:eastAsia="zh-CN" w:bidi="ar"/>
+        </w:rPr>
+        <w:t>count</w:t>
+      </w:r>
+      <w:r>
+        <w:rPr>
+          <w:rFonts w:hint="default" w:ascii="Consolas" w:hAnsi="Consolas" w:eastAsia="Consolas" w:cs="Consolas"/>
+          <w:b w:val="0"/>
+          <w:bCs w:val="0"/>
+          <w:color w:val="D4D4D4"/>
+          <w:kern w:val="0"/>
+          <w:sz w:val="21"/>
+          <w:szCs w:val="21"/>
+          <w:shd w:val="clear" w:fill="1E1E1E"/>
+          <w:lang w:val="en-US" w:eastAsia="zh-CN" w:bidi="ar"/>
+        </w:rPr>
+        <w:t>++;</w:t>
+      </w:r>
+    </w:p>
+    <w:p>
+      <w:pPr>
+        <w:keepNext w:val="0"/>
+        <w:keepLines w:val="0"/>
+        <w:widowControl/>
+        <w:suppressLineNumbers w:val="0"/>
+        <w:shd w:val="clear" w:fill="1E1E1E"/>
+        <w:spacing w:line="285" w:lineRule="atLeast"/>
+        <w:jc w:val="left"/>
+        <w:rPr>
+          <w:rFonts w:hint="default" w:ascii="Consolas" w:hAnsi="Consolas" w:eastAsia="Consolas" w:cs="Consolas"/>
+          <w:b w:val="0"/>
+          <w:bCs w:val="0"/>
+          <w:color w:val="D4D4D4"/>
+          <w:sz w:val="21"/>
+          <w:szCs w:val="21"/>
+        </w:rPr>
+      </w:pPr>
+      <w:r>
+        <w:rPr>
+          <w:rFonts w:hint="default" w:ascii="Consolas" w:hAnsi="Consolas" w:eastAsia="Consolas" w:cs="Consolas"/>
+          <w:b w:val="0"/>
+          <w:bCs w:val="0"/>
+          <w:color w:val="D4D4D4"/>
+          <w:kern w:val="0"/>
+          <w:sz w:val="21"/>
+          <w:szCs w:val="21"/>
+          <w:shd w:val="clear" w:fill="1E1E1E"/>
+          <w:lang w:val="en-US" w:eastAsia="zh-CN" w:bidi="ar"/>
+        </w:rPr>
+        <w:t xml:space="preserve">      </w:t>
+      </w:r>
+      <w:r>
+        <w:rPr>
+          <w:rFonts w:hint="default" w:ascii="Consolas" w:hAnsi="Consolas" w:eastAsia="Consolas" w:cs="Consolas"/>
+          <w:b w:val="0"/>
+          <w:bCs w:val="0"/>
+          <w:color w:val="C586C0"/>
+          <w:kern w:val="0"/>
+          <w:sz w:val="21"/>
+          <w:szCs w:val="21"/>
+          <w:shd w:val="clear" w:fill="1E1E1E"/>
+          <w:lang w:val="en-US" w:eastAsia="zh-CN" w:bidi="ar"/>
+        </w:rPr>
+        <w:t>return</w:t>
+      </w:r>
+      <w:r>
+        <w:rPr>
+          <w:rFonts w:hint="default" w:ascii="Consolas" w:hAnsi="Consolas" w:eastAsia="Consolas" w:cs="Consolas"/>
+          <w:b w:val="0"/>
+          <w:bCs w:val="0"/>
+          <w:color w:val="D4D4D4"/>
+          <w:kern w:val="0"/>
+          <w:sz w:val="21"/>
+          <w:szCs w:val="21"/>
+          <w:shd w:val="clear" w:fill="1E1E1E"/>
+          <w:lang w:val="en-US" w:eastAsia="zh-CN" w:bidi="ar"/>
+        </w:rPr>
+        <w:t xml:space="preserve"> </w:t>
+      </w:r>
+      <w:r>
+        <w:rPr>
+          <w:rFonts w:hint="default" w:ascii="Consolas" w:hAnsi="Consolas" w:eastAsia="Consolas" w:cs="Consolas"/>
+          <w:b w:val="0"/>
+          <w:bCs w:val="0"/>
+          <w:color w:val="9CDCFE"/>
+          <w:kern w:val="0"/>
+          <w:sz w:val="21"/>
+          <w:szCs w:val="21"/>
+          <w:shd w:val="clear" w:fill="1E1E1E"/>
+          <w:lang w:val="en-US" w:eastAsia="zh-CN" w:bidi="ar"/>
+        </w:rPr>
+        <w:t>count</w:t>
+      </w:r>
+      <w:r>
+        <w:rPr>
+          <w:rFonts w:hint="default" w:ascii="Consolas" w:hAnsi="Consolas" w:eastAsia="Consolas" w:cs="Consolas"/>
+          <w:b w:val="0"/>
+          <w:bCs w:val="0"/>
+          <w:color w:val="D4D4D4"/>
+          <w:kern w:val="0"/>
+          <w:sz w:val="21"/>
+          <w:szCs w:val="21"/>
+          <w:shd w:val="clear" w:fill="1E1E1E"/>
+          <w:lang w:val="en-US" w:eastAsia="zh-CN" w:bidi="ar"/>
+        </w:rPr>
+        <w:t>;</w:t>
+      </w:r>
+    </w:p>
+    <w:p>
+      <w:pPr>
+        <w:keepNext w:val="0"/>
+        <w:keepLines w:val="0"/>
+        <w:widowControl/>
+        <w:suppressLineNumbers w:val="0"/>
+        <w:shd w:val="clear" w:fill="1E1E1E"/>
+        <w:spacing w:line="285" w:lineRule="atLeast"/>
+        <w:jc w:val="left"/>
+        <w:rPr>
+          <w:rFonts w:hint="default" w:ascii="Consolas" w:hAnsi="Consolas" w:eastAsia="Consolas" w:cs="Consolas"/>
+          <w:b w:val="0"/>
+          <w:bCs w:val="0"/>
+          <w:color w:val="D4D4D4"/>
+          <w:sz w:val="21"/>
+          <w:szCs w:val="21"/>
+        </w:rPr>
+      </w:pPr>
+      <w:r>
+        <w:rPr>
+          <w:rFonts w:hint="default" w:ascii="Consolas" w:hAnsi="Consolas" w:eastAsia="Consolas" w:cs="Consolas"/>
+          <w:b w:val="0"/>
+          <w:bCs w:val="0"/>
+          <w:color w:val="D4D4D4"/>
+          <w:kern w:val="0"/>
+          <w:sz w:val="21"/>
+          <w:szCs w:val="21"/>
+          <w:shd w:val="clear" w:fill="1E1E1E"/>
+          <w:lang w:val="en-US" w:eastAsia="zh-CN" w:bidi="ar"/>
+        </w:rPr>
+        <w:t>    },</w:t>
+      </w:r>
+    </w:p>
+    <w:p>
+      <w:pPr>
+        <w:keepNext w:val="0"/>
+        <w:keepLines w:val="0"/>
+        <w:widowControl/>
+        <w:suppressLineNumbers w:val="0"/>
+        <w:shd w:val="clear" w:fill="1E1E1E"/>
+        <w:spacing w:line="285" w:lineRule="atLeast"/>
+        <w:jc w:val="left"/>
+        <w:rPr>
+          <w:rFonts w:hint="default" w:ascii="Consolas" w:hAnsi="Consolas" w:eastAsia="Consolas" w:cs="Consolas"/>
+          <w:b w:val="0"/>
+          <w:bCs w:val="0"/>
+          <w:color w:val="D4D4D4"/>
+          <w:sz w:val="21"/>
+          <w:szCs w:val="21"/>
+        </w:rPr>
+      </w:pPr>
+      <w:r>
+        <w:rPr>
+          <w:rFonts w:hint="default" w:ascii="Consolas" w:hAnsi="Consolas" w:eastAsia="Consolas" w:cs="Consolas"/>
+          <w:b w:val="0"/>
+          <w:bCs w:val="0"/>
+          <w:color w:val="D4D4D4"/>
+          <w:kern w:val="0"/>
+          <w:sz w:val="21"/>
+          <w:szCs w:val="21"/>
+          <w:shd w:val="clear" w:fill="1E1E1E"/>
+          <w:lang w:val="en-US" w:eastAsia="zh-CN" w:bidi="ar"/>
+        </w:rPr>
+        <w:t xml:space="preserve">    </w:t>
+      </w:r>
+      <w:r>
+        <w:rPr>
+          <w:rFonts w:hint="default" w:ascii="Consolas" w:hAnsi="Consolas" w:eastAsia="Consolas" w:cs="Consolas"/>
+          <w:b w:val="0"/>
+          <w:bCs w:val="0"/>
+          <w:color w:val="DCDCAA"/>
+          <w:kern w:val="0"/>
+          <w:sz w:val="21"/>
+          <w:szCs w:val="21"/>
+          <w:shd w:val="clear" w:fill="1E1E1E"/>
+          <w:lang w:val="en-US" w:eastAsia="zh-CN" w:bidi="ar"/>
+        </w:rPr>
+        <w:t>reset</w:t>
+      </w:r>
+      <w:r>
+        <w:rPr>
+          <w:rFonts w:hint="default" w:ascii="Consolas" w:hAnsi="Consolas" w:eastAsia="Consolas" w:cs="Consolas"/>
+          <w:b w:val="0"/>
+          <w:bCs w:val="0"/>
+          <w:color w:val="D4D4D4"/>
+          <w:kern w:val="0"/>
+          <w:sz w:val="21"/>
+          <w:szCs w:val="21"/>
+          <w:shd w:val="clear" w:fill="1E1E1E"/>
+          <w:lang w:val="en-US" w:eastAsia="zh-CN" w:bidi="ar"/>
+        </w:rPr>
+        <w:t>() {</w:t>
+      </w:r>
+    </w:p>
+    <w:p>
+      <w:pPr>
+        <w:keepNext w:val="0"/>
+        <w:keepLines w:val="0"/>
+        <w:widowControl/>
+        <w:suppressLineNumbers w:val="0"/>
+        <w:shd w:val="clear" w:fill="1E1E1E"/>
+        <w:spacing w:line="285" w:lineRule="atLeast"/>
+        <w:jc w:val="left"/>
+        <w:rPr>
+          <w:rFonts w:hint="default" w:ascii="Consolas" w:hAnsi="Consolas" w:eastAsia="Consolas" w:cs="Consolas"/>
+          <w:b w:val="0"/>
+          <w:bCs w:val="0"/>
+          <w:color w:val="D4D4D4"/>
+          <w:sz w:val="21"/>
+          <w:szCs w:val="21"/>
+        </w:rPr>
+      </w:pPr>
+      <w:r>
+        <w:rPr>
+          <w:rFonts w:hint="default" w:ascii="Consolas" w:hAnsi="Consolas" w:eastAsia="Consolas" w:cs="Consolas"/>
+          <w:b w:val="0"/>
+          <w:bCs w:val="0"/>
+          <w:color w:val="D4D4D4"/>
+          <w:kern w:val="0"/>
+          <w:sz w:val="21"/>
+          <w:szCs w:val="21"/>
+          <w:shd w:val="clear" w:fill="1E1E1E"/>
+          <w:lang w:val="en-US" w:eastAsia="zh-CN" w:bidi="ar"/>
+        </w:rPr>
+        <w:t xml:space="preserve">      </w:t>
+      </w:r>
+      <w:r>
+        <w:rPr>
+          <w:rFonts w:hint="default" w:ascii="Consolas" w:hAnsi="Consolas" w:eastAsia="Consolas" w:cs="Consolas"/>
+          <w:b w:val="0"/>
+          <w:bCs w:val="0"/>
+          <w:color w:val="9CDCFE"/>
+          <w:kern w:val="0"/>
+          <w:sz w:val="21"/>
+          <w:szCs w:val="21"/>
+          <w:shd w:val="clear" w:fill="1E1E1E"/>
+          <w:lang w:val="en-US" w:eastAsia="zh-CN" w:bidi="ar"/>
+        </w:rPr>
+        <w:t>count</w:t>
+      </w:r>
+      <w:r>
+        <w:rPr>
+          <w:rFonts w:hint="default" w:ascii="Consolas" w:hAnsi="Consolas" w:eastAsia="Consolas" w:cs="Consolas"/>
+          <w:b w:val="0"/>
+          <w:bCs w:val="0"/>
+          <w:color w:val="D4D4D4"/>
+          <w:kern w:val="0"/>
+          <w:sz w:val="21"/>
+          <w:szCs w:val="21"/>
+          <w:shd w:val="clear" w:fill="1E1E1E"/>
+          <w:lang w:val="en-US" w:eastAsia="zh-CN" w:bidi="ar"/>
+        </w:rPr>
+        <w:t xml:space="preserve"> = </w:t>
+      </w:r>
+      <w:r>
+        <w:rPr>
+          <w:rFonts w:hint="default" w:ascii="Consolas" w:hAnsi="Consolas" w:eastAsia="Consolas" w:cs="Consolas"/>
+          <w:b w:val="0"/>
+          <w:bCs w:val="0"/>
+          <w:color w:val="B5CEA8"/>
+          <w:kern w:val="0"/>
+          <w:sz w:val="21"/>
+          <w:szCs w:val="21"/>
+          <w:shd w:val="clear" w:fill="1E1E1E"/>
+          <w:lang w:val="en-US" w:eastAsia="zh-CN" w:bidi="ar"/>
+        </w:rPr>
+        <w:t>0</w:t>
+      </w:r>
+      <w:r>
+        <w:rPr>
+          <w:rFonts w:hint="default" w:ascii="Consolas" w:hAnsi="Consolas" w:eastAsia="Consolas" w:cs="Consolas"/>
+          <w:b w:val="0"/>
+          <w:bCs w:val="0"/>
+          <w:color w:val="D4D4D4"/>
+          <w:kern w:val="0"/>
+          <w:sz w:val="21"/>
+          <w:szCs w:val="21"/>
+          <w:shd w:val="clear" w:fill="1E1E1E"/>
+          <w:lang w:val="en-US" w:eastAsia="zh-CN" w:bidi="ar"/>
+        </w:rPr>
+        <w:t>;</w:t>
+      </w:r>
+    </w:p>
+    <w:p>
+      <w:pPr>
+        <w:keepNext w:val="0"/>
+        <w:keepLines w:val="0"/>
+        <w:widowControl/>
+        <w:suppressLineNumbers w:val="0"/>
+        <w:shd w:val="clear" w:fill="1E1E1E"/>
+        <w:spacing w:line="285" w:lineRule="atLeast"/>
+        <w:jc w:val="left"/>
+        <w:rPr>
+          <w:rFonts w:hint="default" w:ascii="Consolas" w:hAnsi="Consolas" w:eastAsia="Consolas" w:cs="Consolas"/>
+          <w:b w:val="0"/>
+          <w:bCs w:val="0"/>
+          <w:color w:val="D4D4D4"/>
+          <w:sz w:val="21"/>
+          <w:szCs w:val="21"/>
+        </w:rPr>
+      </w:pPr>
+      <w:r>
+        <w:rPr>
+          <w:rFonts w:hint="default" w:ascii="Consolas" w:hAnsi="Consolas" w:eastAsia="Consolas" w:cs="Consolas"/>
+          <w:b w:val="0"/>
+          <w:bCs w:val="0"/>
+          <w:color w:val="D4D4D4"/>
+          <w:kern w:val="0"/>
+          <w:sz w:val="21"/>
+          <w:szCs w:val="21"/>
+          <w:shd w:val="clear" w:fill="1E1E1E"/>
+          <w:lang w:val="en-US" w:eastAsia="zh-CN" w:bidi="ar"/>
+        </w:rPr>
+        <w:t>    }</w:t>
+      </w:r>
+    </w:p>
+    <w:p>
+      <w:pPr>
+        <w:keepNext w:val="0"/>
+        <w:keepLines w:val="0"/>
+        <w:widowControl/>
+        <w:suppressLineNumbers w:val="0"/>
+        <w:shd w:val="clear" w:fill="1E1E1E"/>
+        <w:spacing w:line="285" w:lineRule="atLeast"/>
+        <w:jc w:val="left"/>
+        <w:rPr>
+          <w:rFonts w:hint="default" w:ascii="Consolas" w:hAnsi="Consolas" w:eastAsia="Consolas" w:cs="Consolas"/>
+          <w:b w:val="0"/>
+          <w:bCs w:val="0"/>
+          <w:color w:val="D4D4D4"/>
+          <w:sz w:val="21"/>
+          <w:szCs w:val="21"/>
+        </w:rPr>
+      </w:pPr>
+      <w:r>
+        <w:rPr>
+          <w:rFonts w:hint="default" w:ascii="Consolas" w:hAnsi="Consolas" w:eastAsia="Consolas" w:cs="Consolas"/>
+          <w:b w:val="0"/>
+          <w:bCs w:val="0"/>
+          <w:color w:val="D4D4D4"/>
+          <w:kern w:val="0"/>
+          <w:sz w:val="21"/>
+          <w:szCs w:val="21"/>
+          <w:shd w:val="clear" w:fill="1E1E1E"/>
+          <w:lang w:val="en-US" w:eastAsia="zh-CN" w:bidi="ar"/>
+        </w:rPr>
+        <w:t>  };</w:t>
+      </w:r>
+    </w:p>
+    <w:p>
+      <w:pPr>
+        <w:keepNext w:val="0"/>
+        <w:keepLines w:val="0"/>
+        <w:widowControl/>
+        <w:suppressLineNumbers w:val="0"/>
+        <w:shd w:val="clear" w:fill="1E1E1E"/>
+        <w:spacing w:line="285" w:lineRule="atLeast"/>
+        <w:jc w:val="left"/>
+        <w:rPr>
+          <w:rFonts w:hint="default" w:ascii="Consolas" w:hAnsi="Consolas" w:eastAsia="Consolas" w:cs="Consolas"/>
+          <w:b w:val="0"/>
+          <w:bCs w:val="0"/>
+          <w:color w:val="D4D4D4"/>
+          <w:kern w:val="0"/>
+          <w:sz w:val="21"/>
+          <w:szCs w:val="21"/>
+          <w:shd w:val="clear" w:fill="1E1E1E"/>
+          <w:lang w:val="en-US" w:eastAsia="zh-CN" w:bidi="ar"/>
+        </w:rPr>
+      </w:pPr>
+      <w:r>
+        <w:rPr>
+          <w:rFonts w:hint="default" w:ascii="Consolas" w:hAnsi="Consolas" w:eastAsia="Consolas" w:cs="Consolas"/>
+          <w:b w:val="0"/>
+          <w:bCs w:val="0"/>
+          <w:color w:val="D4D4D4"/>
+          <w:kern w:val="0"/>
+          <w:sz w:val="21"/>
+          <w:szCs w:val="21"/>
+          <w:shd w:val="clear" w:fill="1E1E1E"/>
+          <w:lang w:val="en-US" w:eastAsia="zh-CN" w:bidi="ar"/>
+        </w:rPr>
+        <w:t>})();</w:t>
+      </w:r>
+    </w:p>
+    <w:p>
+      <w:pPr>
+        <w:keepNext w:val="0"/>
+        <w:keepLines w:val="0"/>
+        <w:widowControl/>
+        <w:suppressLineNumbers w:val="0"/>
+        <w:shd w:val="clear" w:fill="1E1E1E"/>
+        <w:spacing w:line="285" w:lineRule="atLeast"/>
+        <w:jc w:val="left"/>
+        <w:rPr>
+          <w:rFonts w:hint="default" w:ascii="Consolas" w:hAnsi="Consolas" w:eastAsia="Consolas" w:cs="Consolas"/>
+          <w:b w:val="0"/>
+          <w:bCs w:val="0"/>
+          <w:color w:val="D4D4D4"/>
+          <w:kern w:val="0"/>
+          <w:sz w:val="21"/>
+          <w:szCs w:val="21"/>
+          <w:shd w:val="clear" w:fill="1E1E1E"/>
+          <w:lang w:val="en-US" w:eastAsia="zh-CN" w:bidi="ar"/>
+        </w:rPr>
+      </w:pPr>
       <w:bookmarkStart w:id="0" w:name="_GoBack"/>
       <w:bookmarkEnd w:id="0"/>
+    </w:p>
+    <w:p>
+      <w:pPr>
+        <w:keepNext w:val="0"/>
+        <w:keepLines w:val="0"/>
+        <w:widowControl/>
+        <w:suppressLineNumbers w:val="0"/>
+        <w:shd w:val="clear" w:fill="1E1E1E"/>
+        <w:spacing w:line="285" w:lineRule="atLeast"/>
+        <w:jc w:val="left"/>
+        <w:rPr>
+          <w:rFonts w:hint="default" w:ascii="Consolas" w:hAnsi="Consolas" w:eastAsia="Consolas" w:cs="Consolas"/>
+          <w:b w:val="0"/>
+          <w:bCs w:val="0"/>
+          <w:color w:val="D4D4D4"/>
+          <w:sz w:val="21"/>
+          <w:szCs w:val="21"/>
+        </w:rPr>
+      </w:pPr>
+      <w:r>
+        <w:rPr>
+          <w:rFonts w:hint="default" w:ascii="Consolas" w:hAnsi="Consolas" w:eastAsia="Consolas" w:cs="Consolas"/>
+          <w:b w:val="0"/>
+          <w:bCs w:val="0"/>
+          <w:color w:val="9CDCFE"/>
+          <w:kern w:val="0"/>
+          <w:sz w:val="21"/>
+          <w:szCs w:val="21"/>
+          <w:shd w:val="clear" w:fill="1E1E1E"/>
+          <w:lang w:val="en-US" w:eastAsia="zh-CN" w:bidi="ar"/>
+        </w:rPr>
+        <w:t>console</w:t>
+      </w:r>
+      <w:r>
+        <w:rPr>
+          <w:rFonts w:hint="default" w:ascii="Consolas" w:hAnsi="Consolas" w:eastAsia="Consolas" w:cs="Consolas"/>
+          <w:b w:val="0"/>
+          <w:bCs w:val="0"/>
+          <w:color w:val="D4D4D4"/>
+          <w:kern w:val="0"/>
+          <w:sz w:val="21"/>
+          <w:szCs w:val="21"/>
+          <w:shd w:val="clear" w:fill="1E1E1E"/>
+          <w:lang w:val="en-US" w:eastAsia="zh-CN" w:bidi="ar"/>
+        </w:rPr>
+        <w:t>.</w:t>
+      </w:r>
+      <w:r>
+        <w:rPr>
+          <w:rFonts w:hint="default" w:ascii="Consolas" w:hAnsi="Consolas" w:eastAsia="Consolas" w:cs="Consolas"/>
+          <w:b w:val="0"/>
+          <w:bCs w:val="0"/>
+          <w:color w:val="DCDCAA"/>
+          <w:kern w:val="0"/>
+          <w:sz w:val="21"/>
+          <w:szCs w:val="21"/>
+          <w:shd w:val="clear" w:fill="1E1E1E"/>
+          <w:lang w:val="en-US" w:eastAsia="zh-CN" w:bidi="ar"/>
+        </w:rPr>
+        <w:t>log</w:t>
+      </w:r>
+      <w:r>
+        <w:rPr>
+          <w:rFonts w:hint="default" w:ascii="Consolas" w:hAnsi="Consolas" w:eastAsia="Consolas" w:cs="Consolas"/>
+          <w:b w:val="0"/>
+          <w:bCs w:val="0"/>
+          <w:color w:val="D4D4D4"/>
+          <w:kern w:val="0"/>
+          <w:sz w:val="21"/>
+          <w:szCs w:val="21"/>
+          <w:shd w:val="clear" w:fill="1E1E1E"/>
+          <w:lang w:val="en-US" w:eastAsia="zh-CN" w:bidi="ar"/>
+        </w:rPr>
+        <w:t>(</w:t>
+      </w:r>
+      <w:r>
+        <w:rPr>
+          <w:rFonts w:hint="default" w:ascii="Consolas" w:hAnsi="Consolas" w:eastAsia="Consolas" w:cs="Consolas"/>
+          <w:b w:val="0"/>
+          <w:bCs w:val="0"/>
+          <w:color w:val="4FC1FF"/>
+          <w:kern w:val="0"/>
+          <w:sz w:val="21"/>
+          <w:szCs w:val="21"/>
+          <w:shd w:val="clear" w:fill="1E1E1E"/>
+          <w:lang w:val="en-US" w:eastAsia="zh-CN" w:bidi="ar"/>
+        </w:rPr>
+        <w:t>counter</w:t>
+      </w:r>
+      <w:r>
+        <w:rPr>
+          <w:rFonts w:hint="default" w:ascii="Consolas" w:hAnsi="Consolas" w:eastAsia="Consolas" w:cs="Consolas"/>
+          <w:b w:val="0"/>
+          <w:bCs w:val="0"/>
+          <w:color w:val="D4D4D4"/>
+          <w:kern w:val="0"/>
+          <w:sz w:val="21"/>
+          <w:szCs w:val="21"/>
+          <w:shd w:val="clear" w:fill="1E1E1E"/>
+          <w:lang w:val="en-US" w:eastAsia="zh-CN" w:bidi="ar"/>
+        </w:rPr>
+        <w:t>.</w:t>
+      </w:r>
+      <w:r>
+        <w:rPr>
+          <w:rFonts w:hint="default" w:ascii="Consolas" w:hAnsi="Consolas" w:eastAsia="Consolas" w:cs="Consolas"/>
+          <w:b w:val="0"/>
+          <w:bCs w:val="0"/>
+          <w:color w:val="DCDCAA"/>
+          <w:kern w:val="0"/>
+          <w:sz w:val="21"/>
+          <w:szCs w:val="21"/>
+          <w:shd w:val="clear" w:fill="1E1E1E"/>
+          <w:lang w:val="en-US" w:eastAsia="zh-CN" w:bidi="ar"/>
+        </w:rPr>
+        <w:t>increment</w:t>
+      </w:r>
+      <w:r>
+        <w:rPr>
+          <w:rFonts w:hint="default" w:ascii="Consolas" w:hAnsi="Consolas" w:eastAsia="Consolas" w:cs="Consolas"/>
+          <w:b w:val="0"/>
+          <w:bCs w:val="0"/>
+          <w:color w:val="D4D4D4"/>
+          <w:kern w:val="0"/>
+          <w:sz w:val="21"/>
+          <w:szCs w:val="21"/>
+          <w:shd w:val="clear" w:fill="1E1E1E"/>
+          <w:lang w:val="en-US" w:eastAsia="zh-CN" w:bidi="ar"/>
+        </w:rPr>
+        <w:t xml:space="preserve">()); </w:t>
+      </w:r>
+      <w:r>
+        <w:rPr>
+          <w:rFonts w:hint="default" w:ascii="Consolas" w:hAnsi="Consolas" w:eastAsia="Consolas" w:cs="Consolas"/>
+          <w:b w:val="0"/>
+          <w:bCs w:val="0"/>
+          <w:color w:val="6A9955"/>
+          <w:kern w:val="0"/>
+          <w:sz w:val="21"/>
+          <w:szCs w:val="21"/>
+          <w:shd w:val="clear" w:fill="1E1E1E"/>
+          <w:lang w:val="en-US" w:eastAsia="zh-CN" w:bidi="ar"/>
+        </w:rPr>
+        <w:t>// 1</w:t>
+      </w:r>
+    </w:p>
+    <w:p>
+      <w:pPr>
+        <w:keepNext w:val="0"/>
+        <w:keepLines w:val="0"/>
+        <w:widowControl/>
+        <w:suppressLineNumbers w:val="0"/>
+        <w:shd w:val="clear" w:fill="1E1E1E"/>
+        <w:spacing w:line="285" w:lineRule="atLeast"/>
+        <w:jc w:val="left"/>
+        <w:rPr>
+          <w:rFonts w:hint="default" w:ascii="Consolas" w:hAnsi="Consolas" w:eastAsia="Consolas" w:cs="Consolas"/>
+          <w:b w:val="0"/>
+          <w:bCs w:val="0"/>
+          <w:color w:val="D4D4D4"/>
+          <w:sz w:val="21"/>
+          <w:szCs w:val="21"/>
+        </w:rPr>
+      </w:pPr>
+      <w:r>
+        <w:rPr>
+          <w:rFonts w:hint="default" w:ascii="Consolas" w:hAnsi="Consolas" w:eastAsia="Consolas" w:cs="Consolas"/>
+          <w:b w:val="0"/>
+          <w:bCs w:val="0"/>
+          <w:color w:val="9CDCFE"/>
+          <w:kern w:val="0"/>
+          <w:sz w:val="21"/>
+          <w:szCs w:val="21"/>
+          <w:shd w:val="clear" w:fill="1E1E1E"/>
+          <w:lang w:val="en-US" w:eastAsia="zh-CN" w:bidi="ar"/>
+        </w:rPr>
+        <w:t>console</w:t>
+      </w:r>
+      <w:r>
+        <w:rPr>
+          <w:rFonts w:hint="default" w:ascii="Consolas" w:hAnsi="Consolas" w:eastAsia="Consolas" w:cs="Consolas"/>
+          <w:b w:val="0"/>
+          <w:bCs w:val="0"/>
+          <w:color w:val="D4D4D4"/>
+          <w:kern w:val="0"/>
+          <w:sz w:val="21"/>
+          <w:szCs w:val="21"/>
+          <w:shd w:val="clear" w:fill="1E1E1E"/>
+          <w:lang w:val="en-US" w:eastAsia="zh-CN" w:bidi="ar"/>
+        </w:rPr>
+        <w:t>.</w:t>
+      </w:r>
+      <w:r>
+        <w:rPr>
+          <w:rFonts w:hint="default" w:ascii="Consolas" w:hAnsi="Consolas" w:eastAsia="Consolas" w:cs="Consolas"/>
+          <w:b w:val="0"/>
+          <w:bCs w:val="0"/>
+          <w:color w:val="DCDCAA"/>
+          <w:kern w:val="0"/>
+          <w:sz w:val="21"/>
+          <w:szCs w:val="21"/>
+          <w:shd w:val="clear" w:fill="1E1E1E"/>
+          <w:lang w:val="en-US" w:eastAsia="zh-CN" w:bidi="ar"/>
+        </w:rPr>
+        <w:t>log</w:t>
+      </w:r>
+      <w:r>
+        <w:rPr>
+          <w:rFonts w:hint="default" w:ascii="Consolas" w:hAnsi="Consolas" w:eastAsia="Consolas" w:cs="Consolas"/>
+          <w:b w:val="0"/>
+          <w:bCs w:val="0"/>
+          <w:color w:val="D4D4D4"/>
+          <w:kern w:val="0"/>
+          <w:sz w:val="21"/>
+          <w:szCs w:val="21"/>
+          <w:shd w:val="clear" w:fill="1E1E1E"/>
+          <w:lang w:val="en-US" w:eastAsia="zh-CN" w:bidi="ar"/>
+        </w:rPr>
+        <w:t>(</w:t>
+      </w:r>
+      <w:r>
+        <w:rPr>
+          <w:rFonts w:hint="default" w:ascii="Consolas" w:hAnsi="Consolas" w:eastAsia="Consolas" w:cs="Consolas"/>
+          <w:b w:val="0"/>
+          <w:bCs w:val="0"/>
+          <w:color w:val="4FC1FF"/>
+          <w:kern w:val="0"/>
+          <w:sz w:val="21"/>
+          <w:szCs w:val="21"/>
+          <w:shd w:val="clear" w:fill="1E1E1E"/>
+          <w:lang w:val="en-US" w:eastAsia="zh-CN" w:bidi="ar"/>
+        </w:rPr>
+        <w:t>counter</w:t>
+      </w:r>
+      <w:r>
+        <w:rPr>
+          <w:rFonts w:hint="default" w:ascii="Consolas" w:hAnsi="Consolas" w:eastAsia="Consolas" w:cs="Consolas"/>
+          <w:b w:val="0"/>
+          <w:bCs w:val="0"/>
+          <w:color w:val="D4D4D4"/>
+          <w:kern w:val="0"/>
+          <w:sz w:val="21"/>
+          <w:szCs w:val="21"/>
+          <w:shd w:val="clear" w:fill="1E1E1E"/>
+          <w:lang w:val="en-US" w:eastAsia="zh-CN" w:bidi="ar"/>
+        </w:rPr>
+        <w:t>.</w:t>
+      </w:r>
+      <w:r>
+        <w:rPr>
+          <w:rFonts w:hint="default" w:ascii="Consolas" w:hAnsi="Consolas" w:eastAsia="Consolas" w:cs="Consolas"/>
+          <w:b w:val="0"/>
+          <w:bCs w:val="0"/>
+          <w:color w:val="DCDCAA"/>
+          <w:kern w:val="0"/>
+          <w:sz w:val="21"/>
+          <w:szCs w:val="21"/>
+          <w:shd w:val="clear" w:fill="1E1E1E"/>
+          <w:lang w:val="en-US" w:eastAsia="zh-CN" w:bidi="ar"/>
+        </w:rPr>
+        <w:t>increment</w:t>
+      </w:r>
+      <w:r>
+        <w:rPr>
+          <w:rFonts w:hint="default" w:ascii="Consolas" w:hAnsi="Consolas" w:eastAsia="Consolas" w:cs="Consolas"/>
+          <w:b w:val="0"/>
+          <w:bCs w:val="0"/>
+          <w:color w:val="D4D4D4"/>
+          <w:kern w:val="0"/>
+          <w:sz w:val="21"/>
+          <w:szCs w:val="21"/>
+          <w:shd w:val="clear" w:fill="1E1E1E"/>
+          <w:lang w:val="en-US" w:eastAsia="zh-CN" w:bidi="ar"/>
+        </w:rPr>
+        <w:t xml:space="preserve">()); </w:t>
+      </w:r>
+      <w:r>
+        <w:rPr>
+          <w:rFonts w:hint="default" w:ascii="Consolas" w:hAnsi="Consolas" w:eastAsia="Consolas" w:cs="Consolas"/>
+          <w:b w:val="0"/>
+          <w:bCs w:val="0"/>
+          <w:color w:val="6A9955"/>
+          <w:kern w:val="0"/>
+          <w:sz w:val="21"/>
+          <w:szCs w:val="21"/>
+          <w:shd w:val="clear" w:fill="1E1E1E"/>
+          <w:lang w:val="en-US" w:eastAsia="zh-CN" w:bidi="ar"/>
+        </w:rPr>
+        <w:t>// 2</w:t>
+      </w:r>
+    </w:p>
+    <w:p>
+      <w:pPr>
+        <w:keepNext w:val="0"/>
+        <w:keepLines w:val="0"/>
+        <w:widowControl/>
+        <w:suppressLineNumbers w:val="0"/>
+        <w:shd w:val="clear" w:fill="1E1E1E"/>
+        <w:spacing w:line="285" w:lineRule="atLeast"/>
+        <w:jc w:val="left"/>
+        <w:rPr>
+          <w:rFonts w:hint="default" w:ascii="Consolas" w:hAnsi="Consolas" w:eastAsia="Consolas" w:cs="Consolas"/>
+          <w:b w:val="0"/>
+          <w:bCs w:val="0"/>
+          <w:color w:val="D4D4D4"/>
+          <w:sz w:val="21"/>
+          <w:szCs w:val="21"/>
+        </w:rPr>
+      </w:pPr>
+      <w:r>
+        <w:rPr>
+          <w:rFonts w:hint="default" w:ascii="Consolas" w:hAnsi="Consolas" w:eastAsia="Consolas" w:cs="Consolas"/>
+          <w:b w:val="0"/>
+          <w:bCs w:val="0"/>
+          <w:color w:val="4FC1FF"/>
+          <w:kern w:val="0"/>
+          <w:sz w:val="21"/>
+          <w:szCs w:val="21"/>
+          <w:shd w:val="clear" w:fill="1E1E1E"/>
+          <w:lang w:val="en-US" w:eastAsia="zh-CN" w:bidi="ar"/>
+        </w:rPr>
+        <w:t>counter</w:t>
+      </w:r>
+      <w:r>
+        <w:rPr>
+          <w:rFonts w:hint="default" w:ascii="Consolas" w:hAnsi="Consolas" w:eastAsia="Consolas" w:cs="Consolas"/>
+          <w:b w:val="0"/>
+          <w:bCs w:val="0"/>
+          <w:color w:val="D4D4D4"/>
+          <w:kern w:val="0"/>
+          <w:sz w:val="21"/>
+          <w:szCs w:val="21"/>
+          <w:shd w:val="clear" w:fill="1E1E1E"/>
+          <w:lang w:val="en-US" w:eastAsia="zh-CN" w:bidi="ar"/>
+        </w:rPr>
+        <w:t>.</w:t>
+      </w:r>
+      <w:r>
+        <w:rPr>
+          <w:rFonts w:hint="default" w:ascii="Consolas" w:hAnsi="Consolas" w:eastAsia="Consolas" w:cs="Consolas"/>
+          <w:b w:val="0"/>
+          <w:bCs w:val="0"/>
+          <w:color w:val="DCDCAA"/>
+          <w:kern w:val="0"/>
+          <w:sz w:val="21"/>
+          <w:szCs w:val="21"/>
+          <w:shd w:val="clear" w:fill="1E1E1E"/>
+          <w:lang w:val="en-US" w:eastAsia="zh-CN" w:bidi="ar"/>
+        </w:rPr>
+        <w:t>reset</w:t>
+      </w:r>
+      <w:r>
+        <w:rPr>
+          <w:rFonts w:hint="default" w:ascii="Consolas" w:hAnsi="Consolas" w:eastAsia="Consolas" w:cs="Consolas"/>
+          <w:b w:val="0"/>
+          <w:bCs w:val="0"/>
+          <w:color w:val="D4D4D4"/>
+          <w:kern w:val="0"/>
+          <w:sz w:val="21"/>
+          <w:szCs w:val="21"/>
+          <w:shd w:val="clear" w:fill="1E1E1E"/>
+          <w:lang w:val="en-US" w:eastAsia="zh-CN" w:bidi="ar"/>
+        </w:rPr>
+        <w:t>();</w:t>
+      </w:r>
+    </w:p>
+    <w:p>
+      <w:pPr>
+        <w:keepNext w:val="0"/>
+        <w:keepLines w:val="0"/>
+        <w:widowControl/>
+        <w:suppressLineNumbers w:val="0"/>
+        <w:shd w:val="clear" w:fill="1E1E1E"/>
+        <w:spacing w:line="285" w:lineRule="atLeast"/>
+        <w:jc w:val="left"/>
+        <w:rPr>
+          <w:rFonts w:hint="default" w:ascii="Consolas" w:hAnsi="Consolas" w:eastAsia="Consolas" w:cs="Consolas"/>
+          <w:b w:val="0"/>
+          <w:bCs w:val="0"/>
+          <w:color w:val="D4D4D4"/>
+          <w:sz w:val="21"/>
+          <w:szCs w:val="21"/>
+        </w:rPr>
+      </w:pPr>
+      <w:r>
+        <w:rPr>
+          <w:rFonts w:hint="default" w:ascii="Consolas" w:hAnsi="Consolas" w:eastAsia="Consolas" w:cs="Consolas"/>
+          <w:b w:val="0"/>
+          <w:bCs w:val="0"/>
+          <w:color w:val="9CDCFE"/>
+          <w:kern w:val="0"/>
+          <w:sz w:val="21"/>
+          <w:szCs w:val="21"/>
+          <w:shd w:val="clear" w:fill="1E1E1E"/>
+          <w:lang w:val="en-US" w:eastAsia="zh-CN" w:bidi="ar"/>
+        </w:rPr>
+        <w:t>console</w:t>
+      </w:r>
+      <w:r>
+        <w:rPr>
+          <w:rFonts w:hint="default" w:ascii="Consolas" w:hAnsi="Consolas" w:eastAsia="Consolas" w:cs="Consolas"/>
+          <w:b w:val="0"/>
+          <w:bCs w:val="0"/>
+          <w:color w:val="D4D4D4"/>
+          <w:kern w:val="0"/>
+          <w:sz w:val="21"/>
+          <w:szCs w:val="21"/>
+          <w:shd w:val="clear" w:fill="1E1E1E"/>
+          <w:lang w:val="en-US" w:eastAsia="zh-CN" w:bidi="ar"/>
+        </w:rPr>
+        <w:t>.</w:t>
+      </w:r>
+      <w:r>
+        <w:rPr>
+          <w:rFonts w:hint="default" w:ascii="Consolas" w:hAnsi="Consolas" w:eastAsia="Consolas" w:cs="Consolas"/>
+          <w:b w:val="0"/>
+          <w:bCs w:val="0"/>
+          <w:color w:val="DCDCAA"/>
+          <w:kern w:val="0"/>
+          <w:sz w:val="21"/>
+          <w:szCs w:val="21"/>
+          <w:shd w:val="clear" w:fill="1E1E1E"/>
+          <w:lang w:val="en-US" w:eastAsia="zh-CN" w:bidi="ar"/>
+        </w:rPr>
+        <w:t>log</w:t>
+      </w:r>
+      <w:r>
+        <w:rPr>
+          <w:rFonts w:hint="default" w:ascii="Consolas" w:hAnsi="Consolas" w:eastAsia="Consolas" w:cs="Consolas"/>
+          <w:b w:val="0"/>
+          <w:bCs w:val="0"/>
+          <w:color w:val="D4D4D4"/>
+          <w:kern w:val="0"/>
+          <w:sz w:val="21"/>
+          <w:szCs w:val="21"/>
+          <w:shd w:val="clear" w:fill="1E1E1E"/>
+          <w:lang w:val="en-US" w:eastAsia="zh-CN" w:bidi="ar"/>
+        </w:rPr>
+        <w:t>(</w:t>
+      </w:r>
+      <w:r>
+        <w:rPr>
+          <w:rFonts w:hint="default" w:ascii="Consolas" w:hAnsi="Consolas" w:eastAsia="Consolas" w:cs="Consolas"/>
+          <w:b w:val="0"/>
+          <w:bCs w:val="0"/>
+          <w:color w:val="4FC1FF"/>
+          <w:kern w:val="0"/>
+          <w:sz w:val="21"/>
+          <w:szCs w:val="21"/>
+          <w:shd w:val="clear" w:fill="1E1E1E"/>
+          <w:lang w:val="en-US" w:eastAsia="zh-CN" w:bidi="ar"/>
+        </w:rPr>
+        <w:t>counter</w:t>
+      </w:r>
+      <w:r>
+        <w:rPr>
+          <w:rFonts w:hint="default" w:ascii="Consolas" w:hAnsi="Consolas" w:eastAsia="Consolas" w:cs="Consolas"/>
+          <w:b w:val="0"/>
+          <w:bCs w:val="0"/>
+          <w:color w:val="D4D4D4"/>
+          <w:kern w:val="0"/>
+          <w:sz w:val="21"/>
+          <w:szCs w:val="21"/>
+          <w:shd w:val="clear" w:fill="1E1E1E"/>
+          <w:lang w:val="en-US" w:eastAsia="zh-CN" w:bidi="ar"/>
+        </w:rPr>
+        <w:t>.</w:t>
+      </w:r>
+      <w:r>
+        <w:rPr>
+          <w:rFonts w:hint="default" w:ascii="Consolas" w:hAnsi="Consolas" w:eastAsia="Consolas" w:cs="Consolas"/>
+          <w:b w:val="0"/>
+          <w:bCs w:val="0"/>
+          <w:color w:val="DCDCAA"/>
+          <w:kern w:val="0"/>
+          <w:sz w:val="21"/>
+          <w:szCs w:val="21"/>
+          <w:shd w:val="clear" w:fill="1E1E1E"/>
+          <w:lang w:val="en-US" w:eastAsia="zh-CN" w:bidi="ar"/>
+        </w:rPr>
+        <w:t>increment</w:t>
+      </w:r>
+      <w:r>
+        <w:rPr>
+          <w:rFonts w:hint="default" w:ascii="Consolas" w:hAnsi="Consolas" w:eastAsia="Consolas" w:cs="Consolas"/>
+          <w:b w:val="0"/>
+          <w:bCs w:val="0"/>
+          <w:color w:val="D4D4D4"/>
+          <w:kern w:val="0"/>
+          <w:sz w:val="21"/>
+          <w:szCs w:val="21"/>
+          <w:shd w:val="clear" w:fill="1E1E1E"/>
+          <w:lang w:val="en-US" w:eastAsia="zh-CN" w:bidi="ar"/>
+        </w:rPr>
+        <w:t xml:space="preserve">()); </w:t>
+      </w:r>
+      <w:r>
+        <w:rPr>
+          <w:rFonts w:hint="default" w:ascii="Consolas" w:hAnsi="Consolas" w:eastAsia="Consolas" w:cs="Consolas"/>
+          <w:b w:val="0"/>
+          <w:bCs w:val="0"/>
+          <w:color w:val="6A9955"/>
+          <w:kern w:val="0"/>
+          <w:sz w:val="21"/>
+          <w:szCs w:val="21"/>
+          <w:shd w:val="clear" w:fill="1E1E1E"/>
+          <w:lang w:val="en-US" w:eastAsia="zh-CN" w:bidi="ar"/>
+        </w:rPr>
+        <w:t>// 1</w:t>
+      </w:r>
+    </w:p>
+    <w:p>
+      <w:pPr>
+        <w:numPr>
+          <w:numId w:val="0"/>
+        </w:numPr>
+        <w:rPr>
+          <w:rStyle w:val="7"/>
+          <w:rFonts w:hint="default" w:ascii="SimSun" w:hAnsi="SimSun" w:eastAsia="SimSun" w:cs="SimSun"/>
+          <w:sz w:val="24"/>
+          <w:szCs w:val="24"/>
+          <w:lang w:val="en-IN"/>
+        </w:rPr>
+      </w:pPr>
     </w:p>
     <w:sectPr>
       <w:pgSz w:w="11906" w:h="16838"/>
@@ -5387,6 +9173,26 @@
     </w:sectPr>
   </w:body>
 </w:document>
+</file>
+
+<file path=word/numbering.xml><?xml version="1.0" encoding="utf-8"?>
+<w:numbering xmlns:wpc="http://schemas.microsoft.com/office/word/2010/wordprocessingCanvas" xmlns:mc="http://schemas.openxmlformats.org/markup-compatibility/2006" xmlns:o="urn:schemas-microsoft-com:office:office" xmlns:r="http://schemas.openxmlformats.org/officeDocument/2006/relationships" xmlns:m="http://schemas.openxmlformats.org/officeDocument/2006/math" xmlns:v="urn:schemas-microsoft-com:vml" xmlns:wp14="http://schemas.microsoft.com/office/word/2010/wordprocessingDrawing" xmlns:wp="http://schemas.openxmlformats.org/drawingml/2006/wordprocessingDrawing" xmlns:w10="urn:schemas-microsoft-com:office:word" xmlns:w="http://schemas.openxmlformats.org/wordprocessingml/2006/main" xmlns:w14="http://schemas.microsoft.com/office/word/2010/wordml" xmlns:wpg="http://schemas.microsoft.com/office/word/2010/wordprocessingGroup" xmlns:wpi="http://schemas.microsoft.com/office/word/2010/wordprocessingInk" xmlns:wne="http://schemas.microsoft.com/office/word/2006/wordml" xmlns:wps="http://schemas.microsoft.com/office/word/2010/wordprocessingShape" xmlns:wpsCustomData="http://www.wps.cn/officeDocument/2013/wpsCustomData" mc:Ignorable="w14 wp14">
+  <w:abstractNum w:abstractNumId="0">
+    <w:nsid w:val="A4CCF453"/>
+    <w:multiLevelType w:val="singleLevel"/>
+    <w:tmpl w:val="A4CCF453"/>
+    <w:lvl w:ilvl="0" w:tentative="0">
+      <w:start w:val="1"/>
+      <w:numFmt w:val="decimal"/>
+      <w:suff w:val="space"/>
+      <w:lvlText w:val="%1."/>
+      <w:lvlJc w:val="left"/>
+    </w:lvl>
+  </w:abstractNum>
+  <w:num w:numId="1">
+    <w:abstractNumId w:val="0"/>
+  </w:num>
+</w:numbering>
 </file>
 
 <file path=word/styles.xml><?xml version="1.0" encoding="utf-8"?>
@@ -5697,7 +9503,17 @@
       </w:tblCellMar>
     </w:tblPr>
   </w:style>
-  <w:style w:type="paragraph" w:styleId="5">
+  <w:style w:type="character" w:styleId="5">
+    <w:name w:val="HTML Code"/>
+    <w:basedOn w:val="3"/>
+    <w:uiPriority w:val="0"/>
+    <w:rPr>
+      <w:rFonts w:ascii="Courier New" w:hAnsi="Courier New" w:cs="Courier New"/>
+      <w:sz w:val="20"/>
+      <w:szCs w:val="20"/>
+    </w:rPr>
+  </w:style>
+  <w:style w:type="paragraph" w:styleId="6">
     <w:name w:val="Normal (Web)"/>
     <w:basedOn w:val="1"/>
     <w:uiPriority w:val="0"/>
@@ -5706,7 +9522,7 @@
       <w:szCs w:val="24"/>
     </w:rPr>
   </w:style>
-  <w:style w:type="character" w:styleId="6">
+  <w:style w:type="character" w:styleId="7">
     <w:name w:val="Strong"/>
     <w:basedOn w:val="3"/>
     <w:qFormat/>
